--- a/lessons/5-7/downloads/reveal/5.7-session-2-practice-form-b.docx
+++ b/lessons/5-7/downloads/reveal/5.7-session-2-practice-form-b.docx
@@ -15,7 +15,7 @@
         <w:rPr>
           <w:rFonts w:ascii="Avenir Next" w:hAnsi="Avenir Next" w:cs="Avenir Next" w:eastAsia="Avenir Next"/>
           <w:color w:val="1A1A1A"/>
-          <w:sz w:val="20"/>
+          <w:sz w:val="22"/>
           <w:szCs w:val="20"/>
         </w:rPr>
         <w:t xml:space="preserve">Name</w:t>
@@ -33,7 +33,7 @@
         <w:rPr>
           <w:rFonts w:ascii="Avenir Next" w:hAnsi="Avenir Next" w:cs="Avenir Next" w:eastAsia="Avenir Next"/>
           <w:color w:val="1A1A1A"/>
-          <w:sz w:val="20"/>
+          <w:sz w:val="22"/>
           <w:szCs w:val="20"/>
         </w:rPr>
         <w:t xml:space="preserve">   Date</w:t>
@@ -51,7 +51,7 @@
         <w:rPr>
           <w:rFonts w:ascii="Avenir Next" w:hAnsi="Avenir Next" w:cs="Avenir Next" w:eastAsia="Avenir Next"/>
           <w:color w:val="1A1A1A"/>
-          <w:sz w:val="20"/>
+          <w:sz w:val="22"/>
           <w:szCs w:val="20"/>
         </w:rPr>
         <w:t xml:space="preserve">   Period</w:t>
@@ -78,7 +78,7 @@
           <w:caps/>
           <w:color w:val="003A70"/>
           <w:spacing w:val="12"/>
-          <w:sz w:val="19"/>
+          <w:sz w:val="22"/>
           <w:szCs w:val="19"/>
         </w:rPr>
         <w:t xml:space="preserve">Lesson 5-7  ·  Session 2  ·  Practice  ·  Form B</w:t>
@@ -86,6 +86,7 @@
     </w:p>
     <w:p>
       <w:pPr>
+        <w:pStyle w:val="Heading1"/>
         <w:keepNext/>
         <w:spacing w:before="0" w:after="10" w:line="240" w:lineRule="auto"/>
       </w:pPr>
@@ -111,7 +112,7 @@
         <w:rPr>
           <w:rFonts w:ascii="Avenir Next" w:hAnsi="Avenir Next" w:cs="Avenir Next" w:eastAsia="Avenir Next"/>
           <w:color w:val="5A5F66"/>
-          <w:sz w:val="17"/>
+          <w:sz w:val="22"/>
           <w:szCs w:val="17"/>
         </w:rPr>
         <w:t xml:space="preserve">Learning target — I can find the surface area of a triangular prism using its net.</w:t>
@@ -128,7 +129,7 @@
     </w:p>
     <w:p>
       <w:pPr>
-        <w:spacing w:before="0" w:after="0" w:line="60" w:lineRule="auto"/>
+        <w:spacing w:before="0" w:after="0" w:line="50" w:lineRule="exact"/>
       </w:pPr>
     </w:p>
     <w:tbl>
@@ -167,6 +168,7 @@
           </w:tcPr>
           <w:p>
             <w:pPr>
+              <w:pStyle w:val="Heading2"/>
               <w:spacing w:before="0" w:after="40" w:line="264" w:lineRule="auto"/>
             </w:pPr>
             <w:r>
@@ -194,25 +196,25 @@
                 <w:rFonts w:ascii="Avenir Next" w:hAnsi="Avenir Next" w:cs="Avenir Next" w:eastAsia="Avenir Next"/>
                 <w:b/>
                 <w:color w:val="003A70"/>
+                <w:sz w:val="22"/>
+                <w:szCs w:val="18"/>
+              </w:rPr>
+              <w:t xml:space="preserve">•</w:t>
+            </w:r>
+            <w:r>
+              <w:rPr>
+                <w:rFonts w:ascii="Avenir Next" w:hAnsi="Avenir Next" w:cs="Avenir Next" w:eastAsia="Avenir Next"/>
+                <w:color w:val="1A1A1A"/>
                 <w:sz w:val="18"/>
                 <w:szCs w:val="18"/>
               </w:rPr>
-              <w:t xml:space="preserve">•</w:t>
-            </w:r>
-            <w:r>
-              <w:rPr>
-                <w:rFonts w:ascii="Avenir Next" w:hAnsi="Avenir Next" w:cs="Avenir Next" w:eastAsia="Avenir Next"/>
-                <w:color w:val="1A1A1A"/>
-                <w:sz w:val="18"/>
-                <w:szCs w:val="18"/>
-              </w:rPr>
               <w:tab/>
             </w:r>
             <w:r>
               <w:rPr>
                 <w:rFonts w:ascii="Avenir Next" w:hAnsi="Avenir Next" w:cs="Avenir Next" w:eastAsia="Avenir Next"/>
                 <w:color w:val="1A1A1A"/>
-                <w:sz w:val="18"/>
+                <w:sz w:val="22"/>
                 <w:szCs w:val="18"/>
               </w:rPr>
               <w:t xml:space="preserve">A triangular prism has </w:t>
@@ -222,7 +224,7 @@
                 <w:rFonts w:ascii="Avenir Next" w:hAnsi="Avenir Next" w:cs="Avenir Next" w:eastAsia="Avenir Next"/>
                 <w:b/>
                 <w:color w:val="1A1A1A"/>
-                <w:sz w:val="18"/>
+                <w:sz w:val="22"/>
                 <w:szCs w:val="18"/>
               </w:rPr>
               <w:t xml:space="preserve">2 triangle ends</w:t>
@@ -231,7 +233,7 @@
               <w:rPr>
                 <w:rFonts w:ascii="Avenir Next" w:hAnsi="Avenir Next" w:cs="Avenir Next" w:eastAsia="Avenir Next"/>
                 <w:color w:val="1A1A1A"/>
-                <w:sz w:val="18"/>
+                <w:sz w:val="22"/>
                 <w:szCs w:val="18"/>
               </w:rPr>
               <w:t xml:space="preserve"> and </w:t>
@@ -241,7 +243,7 @@
                 <w:rFonts w:ascii="Avenir Next" w:hAnsi="Avenir Next" w:cs="Avenir Next" w:eastAsia="Avenir Next"/>
                 <w:b/>
                 <w:color w:val="1A1A1A"/>
-                <w:sz w:val="18"/>
+                <w:sz w:val="22"/>
                 <w:szCs w:val="18"/>
               </w:rPr>
               <w:t xml:space="preserve">3 rectangles</w:t>
@@ -250,7 +252,7 @@
               <w:rPr>
                 <w:rFonts w:ascii="Avenir Next" w:hAnsi="Avenir Next" w:cs="Avenir Next" w:eastAsia="Avenir Next"/>
                 <w:color w:val="1A1A1A"/>
-                <w:sz w:val="18"/>
+                <w:sz w:val="22"/>
                 <w:szCs w:val="18"/>
               </w:rPr>
               <w:t xml:space="preserve">: </w:t>
@@ -260,7 +262,7 @@
                 <w:rFonts w:ascii="Avenir Next" w:hAnsi="Avenir Next" w:cs="Avenir Next" w:eastAsia="Avenir Next"/>
                 <w:b/>
                 <w:color w:val="1A1A1A"/>
-                <w:sz w:val="18"/>
+                <w:sz w:val="22"/>
                 <w:szCs w:val="18"/>
               </w:rPr>
               <w:t xml:space="preserve">5 faces</w:t>
@@ -269,7 +271,7 @@
               <w:rPr>
                 <w:rFonts w:ascii="Avenir Next" w:hAnsi="Avenir Next" w:cs="Avenir Next" w:eastAsia="Avenir Next"/>
                 <w:color w:val="1A1A1A"/>
-                <w:sz w:val="18"/>
+                <w:sz w:val="22"/>
                 <w:szCs w:val="18"/>
               </w:rPr>
               <w:t xml:space="preserve">.</w:t>
@@ -288,25 +290,25 @@
                 <w:rFonts w:ascii="Avenir Next" w:hAnsi="Avenir Next" w:cs="Avenir Next" w:eastAsia="Avenir Next"/>
                 <w:b/>
                 <w:color w:val="003A70"/>
+                <w:sz w:val="22"/>
+                <w:szCs w:val="18"/>
+              </w:rPr>
+              <w:t xml:space="preserve">•</w:t>
+            </w:r>
+            <w:r>
+              <w:rPr>
+                <w:rFonts w:ascii="Avenir Next" w:hAnsi="Avenir Next" w:cs="Avenir Next" w:eastAsia="Avenir Next"/>
+                <w:color w:val="1A1A1A"/>
                 <w:sz w:val="18"/>
                 <w:szCs w:val="18"/>
               </w:rPr>
-              <w:t xml:space="preserve">•</w:t>
-            </w:r>
-            <w:r>
-              <w:rPr>
-                <w:rFonts w:ascii="Avenir Next" w:hAnsi="Avenir Next" w:cs="Avenir Next" w:eastAsia="Avenir Next"/>
-                <w:color w:val="1A1A1A"/>
-                <w:sz w:val="18"/>
-                <w:szCs w:val="18"/>
-              </w:rPr>
               <w:tab/>
             </w:r>
             <w:r>
               <w:rPr>
                 <w:rFonts w:ascii="Avenir Next" w:hAnsi="Avenir Next" w:cs="Avenir Next" w:eastAsia="Avenir Next"/>
                 <w:color w:val="1A1A1A"/>
-                <w:sz w:val="18"/>
+                <w:sz w:val="22"/>
                 <w:szCs w:val="18"/>
               </w:rPr>
               <w:t xml:space="preserve">Triangle end: ½ × base × </w:t>
@@ -316,7 +318,7 @@
                 <w:rFonts w:ascii="Avenir Next" w:hAnsi="Avenir Next" w:cs="Avenir Next" w:eastAsia="Avenir Next"/>
                 <w:b/>
                 <w:color w:val="1A1A1A"/>
-                <w:sz w:val="18"/>
+                <w:sz w:val="22"/>
                 <w:szCs w:val="18"/>
               </w:rPr>
               <w:t xml:space="preserve">height</w:t>
@@ -325,7 +327,7 @@
               <w:rPr>
                 <w:rFonts w:ascii="Avenir Next" w:hAnsi="Avenir Next" w:cs="Avenir Next" w:eastAsia="Avenir Next"/>
                 <w:color w:val="1A1A1A"/>
-                <w:sz w:val="18"/>
+                <w:sz w:val="22"/>
                 <w:szCs w:val="18"/>
               </w:rPr>
               <w:t xml:space="preserve">. In a right triangle, the legs are base and height.</w:t>
@@ -344,25 +346,25 @@
                 <w:rFonts w:ascii="Avenir Next" w:hAnsi="Avenir Next" w:cs="Avenir Next" w:eastAsia="Avenir Next"/>
                 <w:b/>
                 <w:color w:val="003A70"/>
+                <w:sz w:val="22"/>
+                <w:szCs w:val="18"/>
+              </w:rPr>
+              <w:t xml:space="preserve">•</w:t>
+            </w:r>
+            <w:r>
+              <w:rPr>
+                <w:rFonts w:ascii="Avenir Next" w:hAnsi="Avenir Next" w:cs="Avenir Next" w:eastAsia="Avenir Next"/>
+                <w:color w:val="1A1A1A"/>
                 <w:sz w:val="18"/>
                 <w:szCs w:val="18"/>
               </w:rPr>
-              <w:t xml:space="preserve">•</w:t>
-            </w:r>
-            <w:r>
-              <w:rPr>
-                <w:rFonts w:ascii="Avenir Next" w:hAnsi="Avenir Next" w:cs="Avenir Next" w:eastAsia="Avenir Next"/>
-                <w:color w:val="1A1A1A"/>
-                <w:sz w:val="18"/>
-                <w:szCs w:val="18"/>
-              </w:rPr>
               <w:tab/>
             </w:r>
             <w:r>
               <w:rPr>
                 <w:rFonts w:ascii="Avenir Next" w:hAnsi="Avenir Next" w:cs="Avenir Next" w:eastAsia="Avenir Next"/>
                 <w:color w:val="1A1A1A"/>
-                <w:sz w:val="18"/>
+                <w:sz w:val="22"/>
                 <w:szCs w:val="18"/>
               </w:rPr>
               <w:t xml:space="preserve">Each rectangle: a triangle </w:t>
@@ -372,7 +374,7 @@
                 <w:rFonts w:ascii="Avenir Next" w:hAnsi="Avenir Next" w:cs="Avenir Next" w:eastAsia="Avenir Next"/>
                 <w:b/>
                 <w:color w:val="1A1A1A"/>
-                <w:sz w:val="18"/>
+                <w:sz w:val="22"/>
                 <w:szCs w:val="18"/>
               </w:rPr>
               <w:t xml:space="preserve">side</w:t>
@@ -381,7 +383,7 @@
               <w:rPr>
                 <w:rFonts w:ascii="Avenir Next" w:hAnsi="Avenir Next" w:cs="Avenir Next" w:eastAsia="Avenir Next"/>
                 <w:color w:val="1A1A1A"/>
-                <w:sz w:val="18"/>
+                <w:sz w:val="22"/>
                 <w:szCs w:val="18"/>
               </w:rPr>
               <w:t xml:space="preserve"> × the prism’s </w:t>
@@ -391,7 +393,7 @@
                 <w:rFonts w:ascii="Avenir Next" w:hAnsi="Avenir Next" w:cs="Avenir Next" w:eastAsia="Avenir Next"/>
                 <w:b/>
                 <w:color w:val="1A1A1A"/>
-                <w:sz w:val="18"/>
+                <w:sz w:val="22"/>
                 <w:szCs w:val="18"/>
               </w:rPr>
               <w:t xml:space="preserve">length</w:t>
@@ -400,7 +402,7 @@
               <w:rPr>
                 <w:rFonts w:ascii="Avenir Next" w:hAnsi="Avenir Next" w:cs="Avenir Next" w:eastAsia="Avenir Next"/>
                 <w:color w:val="1A1A1A"/>
-                <w:sz w:val="18"/>
+                <w:sz w:val="22"/>
                 <w:szCs w:val="18"/>
               </w:rPr>
               <w:t xml:space="preserve">.</w:t>
@@ -415,6 +417,7 @@
           </w:tcPr>
           <w:p>
             <w:pPr>
+              <w:pStyle w:val="Heading2"/>
               <w:spacing w:before="0" w:after="40" w:line="264" w:lineRule="auto"/>
             </w:pPr>
             <w:r>
@@ -437,7 +440,7 @@
               <w:rPr>
                 <w:rFonts w:ascii="Avenir Next" w:hAnsi="Avenir Next" w:cs="Avenir Next" w:eastAsia="Avenir Next"/>
                 <w:color w:val="1A1A1A"/>
-                <w:sz w:val="17"/>
+                <w:sz w:val="22"/>
                 <w:szCs w:val="17"/>
               </w:rPr>
               <w:t xml:space="preserve">Prism 6 ft long; ends: base 8 ft, height 3 ft, sides 5 ft.</w:t>
@@ -456,25 +459,25 @@
                 <w:rFonts w:ascii="Avenir Next" w:hAnsi="Avenir Next" w:cs="Avenir Next" w:eastAsia="Avenir Next"/>
                 <w:b/>
                 <w:color w:val="003A70"/>
+                <w:sz w:val="22"/>
+                <w:szCs w:val="17"/>
+              </w:rPr>
+              <w:t xml:space="preserve">Step 1</w:t>
+            </w:r>
+            <w:r>
+              <w:rPr>
+                <w:rFonts w:ascii="Avenir Next" w:hAnsi="Avenir Next" w:cs="Avenir Next" w:eastAsia="Avenir Next"/>
+                <w:color w:val="1A1A1A"/>
                 <w:sz w:val="17"/>
                 <w:szCs w:val="17"/>
               </w:rPr>
-              <w:t xml:space="preserve">Step 1</w:t>
-            </w:r>
-            <w:r>
-              <w:rPr>
-                <w:rFonts w:ascii="Avenir Next" w:hAnsi="Avenir Next" w:cs="Avenir Next" w:eastAsia="Avenir Next"/>
-                <w:color w:val="1A1A1A"/>
-                <w:sz w:val="17"/>
-                <w:szCs w:val="17"/>
-              </w:rPr>
               <w:tab/>
             </w:r>
             <w:r>
               <w:rPr>
                 <w:rFonts w:ascii="Avenir Next" w:hAnsi="Avenir Next" w:cs="Avenir Next" w:eastAsia="Avenir Next"/>
                 <w:color w:val="1A1A1A"/>
-                <w:sz w:val="17"/>
+                <w:sz w:val="22"/>
                 <w:szCs w:val="17"/>
               </w:rPr>
               <w:t xml:space="preserve">Ends: 2 × (½ × 8 × 3) = 24 ft².</w:t>
@@ -493,25 +496,25 @@
                 <w:rFonts w:ascii="Avenir Next" w:hAnsi="Avenir Next" w:cs="Avenir Next" w:eastAsia="Avenir Next"/>
                 <w:b/>
                 <w:color w:val="003A70"/>
+                <w:sz w:val="22"/>
+                <w:szCs w:val="17"/>
+              </w:rPr>
+              <w:t xml:space="preserve">Step 2</w:t>
+            </w:r>
+            <w:r>
+              <w:rPr>
+                <w:rFonts w:ascii="Avenir Next" w:hAnsi="Avenir Next" w:cs="Avenir Next" w:eastAsia="Avenir Next"/>
+                <w:color w:val="1A1A1A"/>
                 <w:sz w:val="17"/>
                 <w:szCs w:val="17"/>
               </w:rPr>
-              <w:t xml:space="preserve">Step 2</w:t>
-            </w:r>
-            <w:r>
-              <w:rPr>
-                <w:rFonts w:ascii="Avenir Next" w:hAnsi="Avenir Next" w:cs="Avenir Next" w:eastAsia="Avenir Next"/>
-                <w:color w:val="1A1A1A"/>
-                <w:sz w:val="17"/>
-                <w:szCs w:val="17"/>
-              </w:rPr>
               <w:tab/>
             </w:r>
             <w:r>
               <w:rPr>
                 <w:rFonts w:ascii="Avenir Next" w:hAnsi="Avenir Next" w:cs="Avenir Next" w:eastAsia="Avenir Next"/>
                 <w:color w:val="1A1A1A"/>
-                <w:sz w:val="17"/>
+                <w:sz w:val="22"/>
                 <w:szCs w:val="17"/>
               </w:rPr>
               <w:t xml:space="preserve">Rectangles: (8 + 5 + 5) × 6 = 108 ft².</w:t>
@@ -530,25 +533,25 @@
                 <w:rFonts w:ascii="Avenir Next" w:hAnsi="Avenir Next" w:cs="Avenir Next" w:eastAsia="Avenir Next"/>
                 <w:b/>
                 <w:color w:val="003A70"/>
+                <w:sz w:val="22"/>
+                <w:szCs w:val="17"/>
+              </w:rPr>
+              <w:t xml:space="preserve">Step 3</w:t>
+            </w:r>
+            <w:r>
+              <w:rPr>
+                <w:rFonts w:ascii="Avenir Next" w:hAnsi="Avenir Next" w:cs="Avenir Next" w:eastAsia="Avenir Next"/>
+                <w:color w:val="1A1A1A"/>
                 <w:sz w:val="17"/>
                 <w:szCs w:val="17"/>
               </w:rPr>
-              <w:t xml:space="preserve">Step 3</w:t>
-            </w:r>
-            <w:r>
-              <w:rPr>
-                <w:rFonts w:ascii="Avenir Next" w:hAnsi="Avenir Next" w:cs="Avenir Next" w:eastAsia="Avenir Next"/>
-                <w:color w:val="1A1A1A"/>
-                <w:sz w:val="17"/>
-                <w:szCs w:val="17"/>
-              </w:rPr>
               <w:tab/>
             </w:r>
             <w:r>
               <w:rPr>
                 <w:rFonts w:ascii="Avenir Next" w:hAnsi="Avenir Next" w:cs="Avenir Next" w:eastAsia="Avenir Next"/>
                 <w:color w:val="1A1A1A"/>
-                <w:sz w:val="17"/>
+                <w:sz w:val="22"/>
                 <w:szCs w:val="17"/>
               </w:rPr>
               <w:t xml:space="preserve">Add: 24 + 108 = 132.</w:t>
@@ -567,18 +570,18 @@
                 <w:rFonts w:ascii="Avenir Next" w:hAnsi="Avenir Next" w:cs="Avenir Next" w:eastAsia="Avenir Next"/>
                 <w:b/>
                 <w:color w:val="1A1A1A"/>
+                <w:sz w:val="22"/>
+                <w:szCs w:val="17"/>
+              </w:rPr>
+              <w:t xml:space="preserve">Answer</w:t>
+            </w:r>
+            <w:r>
+              <w:rPr>
+                <w:rFonts w:ascii="Avenir Next" w:hAnsi="Avenir Next" w:cs="Avenir Next" w:eastAsia="Avenir Next"/>
+                <w:color w:val="1A1A1A"/>
                 <w:sz w:val="17"/>
                 <w:szCs w:val="17"/>
               </w:rPr>
-              <w:t xml:space="preserve">Answer</w:t>
-            </w:r>
-            <w:r>
-              <w:rPr>
-                <w:rFonts w:ascii="Avenir Next" w:hAnsi="Avenir Next" w:cs="Avenir Next" w:eastAsia="Avenir Next"/>
-                <w:color w:val="1A1A1A"/>
-                <w:sz w:val="17"/>
-                <w:szCs w:val="17"/>
-              </w:rPr>
               <w:tab/>
             </w:r>
             <w:r>
@@ -586,7 +589,7 @@
                 <w:rFonts w:ascii="Avenir Next" w:hAnsi="Avenir Next" w:cs="Avenir Next" w:eastAsia="Avenir Next"/>
                 <w:b/>
                 <w:color w:val="1A1A1A"/>
-                <w:sz w:val="17"/>
+                <w:sz w:val="22"/>
                 <w:szCs w:val="17"/>
               </w:rPr>
               <w:t xml:space="preserve">SA = 132 ft²</w:t>
@@ -615,7 +618,7 @@
           <w:rFonts w:ascii="Avenir Next" w:hAnsi="Avenir Next" w:cs="Avenir Next" w:eastAsia="Avenir Next"/>
           <w:b/>
           <w:color w:val="1A1A1A"/>
-          <w:sz w:val="17"/>
+          <w:sz w:val="22"/>
           <w:szCs w:val="17"/>
         </w:rPr>
         <w:t xml:space="preserve">triangular prism</w:t>
@@ -625,7 +628,7 @@
           <w:rFonts w:ascii="Avenir Next" w:hAnsi="Avenir Next" w:cs="Avenir Next" w:eastAsia="Avenir Next"/>
           <w:i/>
           <w:color w:val="5A5F66"/>
-          <w:sz w:val="17"/>
+          <w:sz w:val="22"/>
           <w:szCs w:val="17"/>
         </w:rPr>
         <w:t xml:space="preserve"> (prisma triangular)</w:t>
@@ -634,7 +637,7 @@
         <w:rPr>
           <w:rFonts w:ascii="Avenir Next" w:hAnsi="Avenir Next" w:cs="Avenir Next" w:eastAsia="Avenir Next"/>
           <w:color w:val="5A5F66"/>
-          <w:sz w:val="17"/>
+          <w:sz w:val="22"/>
           <w:szCs w:val="17"/>
         </w:rPr>
         <w:t xml:space="preserve">   ·   </w:t>
@@ -644,7 +647,7 @@
           <w:rFonts w:ascii="Avenir Next" w:hAnsi="Avenir Next" w:cs="Avenir Next" w:eastAsia="Avenir Next"/>
           <w:b/>
           <w:color w:val="1A1A1A"/>
-          <w:sz w:val="17"/>
+          <w:sz w:val="22"/>
           <w:szCs w:val="17"/>
         </w:rPr>
         <w:t xml:space="preserve">lateral face</w:t>
@@ -654,7 +657,7 @@
           <w:rFonts w:ascii="Avenir Next" w:hAnsi="Avenir Next" w:cs="Avenir Next" w:eastAsia="Avenir Next"/>
           <w:i/>
           <w:color w:val="5A5F66"/>
-          <w:sz w:val="17"/>
+          <w:sz w:val="22"/>
           <w:szCs w:val="17"/>
         </w:rPr>
         <w:t xml:space="preserve"> (cara lateral)</w:t>
@@ -663,7 +666,7 @@
         <w:rPr>
           <w:rFonts w:ascii="Avenir Next" w:hAnsi="Avenir Next" w:cs="Avenir Next" w:eastAsia="Avenir Next"/>
           <w:color w:val="5A5F66"/>
-          <w:sz w:val="17"/>
+          <w:sz w:val="22"/>
           <w:szCs w:val="17"/>
         </w:rPr>
         <w:t xml:space="preserve">   ·   </w:t>
@@ -673,7 +676,7 @@
           <w:rFonts w:ascii="Avenir Next" w:hAnsi="Avenir Next" w:cs="Avenir Next" w:eastAsia="Avenir Next"/>
           <w:b/>
           <w:color w:val="1A1A1A"/>
-          <w:sz w:val="17"/>
+          <w:sz w:val="22"/>
           <w:szCs w:val="17"/>
         </w:rPr>
         <w:t xml:space="preserve">surface area</w:t>
@@ -683,7 +686,7 @@
           <w:rFonts w:ascii="Avenir Next" w:hAnsi="Avenir Next" w:cs="Avenir Next" w:eastAsia="Avenir Next"/>
           <w:i/>
           <w:color w:val="5A5F66"/>
-          <w:sz w:val="17"/>
+          <w:sz w:val="22"/>
           <w:szCs w:val="17"/>
         </w:rPr>
         <w:t xml:space="preserve"> (área superficial)</w:t>
@@ -691,6 +694,7 @@
     </w:p>
     <w:p>
       <w:pPr>
+        <w:pStyle w:val="Heading2"/>
         <w:keepNext/>
         <w:pBdr>
           <w:bottom w:val="single" w:sz="8" w:space="3" w:color="003A70"/>
@@ -706,7 +710,7 @@
           <w:b/>
           <w:color w:val="003A70"/>
           <w:spacing w:val="14"/>
-          <w:sz w:val="19"/>
+          <w:sz w:val="22"/>
           <w:szCs w:val="19"/>
         </w:rPr>
         <w:t xml:space="preserve">PRACTICE</w:t>
@@ -725,7 +729,7 @@
           <w:rFonts w:ascii="Avenir Next" w:hAnsi="Avenir Next" w:cs="Avenir Next" w:eastAsia="Avenir Next"/>
           <w:i/>
           <w:color w:val="5A5F66"/>
-          <w:sz w:val="17"/>
+          <w:sz w:val="22"/>
           <w:szCs w:val="17"/>
         </w:rPr>
         <w:t xml:space="preserve">show your work · label units</w:t>
@@ -733,7 +737,7 @@
     </w:p>
     <w:p>
       <w:pPr>
-        <w:spacing w:before="0" w:after="0" w:line="20" w:lineRule="exact"/>
+        <w:spacing w:before="0" w:after="0" w:line="50" w:lineRule="exact"/>
       </w:pPr>
     </w:p>
     <w:tbl>
@@ -783,25 +787,25 @@
                 <w:rFonts w:ascii="Avenir Next" w:hAnsi="Avenir Next" w:cs="Avenir Next" w:eastAsia="Avenir Next"/>
                 <w:b/>
                 <w:color w:val="1A1A1A"/>
+                <w:sz w:val="22"/>
+                <w:szCs w:val="20"/>
+              </w:rPr>
+              <w:t xml:space="preserve">1.</w:t>
+            </w:r>
+            <w:r>
+              <w:rPr>
+                <w:rFonts w:ascii="Avenir Next" w:hAnsi="Avenir Next" w:cs="Avenir Next" w:eastAsia="Avenir Next"/>
+                <w:color w:val="1A1A1A"/>
                 <w:sz w:val="20"/>
                 <w:szCs w:val="20"/>
               </w:rPr>
-              <w:t xml:space="preserve">1.</w:t>
-            </w:r>
-            <w:r>
-              <w:rPr>
-                <w:rFonts w:ascii="Avenir Next" w:hAnsi="Avenir Next" w:cs="Avenir Next" w:eastAsia="Avenir Next"/>
-                <w:color w:val="1A1A1A"/>
-                <w:sz w:val="20"/>
-                <w:szCs w:val="20"/>
-              </w:rPr>
               <w:tab/>
             </w:r>
             <w:r>
               <w:rPr>
                 <w:rFonts w:ascii="Avenir Next" w:hAnsi="Avenir Next" w:cs="Avenir Next" w:eastAsia="Avenir Next"/>
                 <w:color w:val="1A1A1A"/>
-                <w:sz w:val="20"/>
+                <w:sz w:val="22"/>
                 <w:szCs w:val="20"/>
               </w:rPr>
               <w:t xml:space="preserve">Find each area.</w:t>
@@ -856,25 +860,25 @@
                       <w:rFonts w:ascii="Avenir Next" w:hAnsi="Avenir Next" w:cs="Avenir Next" w:eastAsia="Avenir Next"/>
                       <w:b/>
                       <w:color w:val="003A70"/>
+                      <w:sz w:val="22"/>
+                      <w:szCs w:val="20"/>
+                    </w:rPr>
+                    <w:t xml:space="preserve">a.</w:t>
+                  </w:r>
+                  <w:r>
+                    <w:rPr>
+                      <w:rFonts w:ascii="Avenir Next" w:hAnsi="Avenir Next" w:cs="Avenir Next" w:eastAsia="Avenir Next"/>
+                      <w:color w:val="1A1A1A"/>
                       <w:sz w:val="20"/>
                       <w:szCs w:val="20"/>
                     </w:rPr>
-                    <w:t xml:space="preserve">a.</w:t>
-                  </w:r>
-                  <w:r>
-                    <w:rPr>
-                      <w:rFonts w:ascii="Avenir Next" w:hAnsi="Avenir Next" w:cs="Avenir Next" w:eastAsia="Avenir Next"/>
-                      <w:color w:val="1A1A1A"/>
-                      <w:sz w:val="20"/>
-                      <w:szCs w:val="20"/>
-                    </w:rPr>
                     <w:tab/>
                   </w:r>
                   <w:r>
                     <w:rPr>
                       <w:rFonts w:ascii="Avenir Next" w:hAnsi="Avenir Next" w:cs="Avenir Next" w:eastAsia="Avenir Next"/>
                       <w:color w:val="1A1A1A"/>
-                      <w:sz w:val="20"/>
+                      <w:sz w:val="22"/>
                       <w:szCs w:val="20"/>
                     </w:rPr>
                     <w:t xml:space="preserve">2 ends, base 10 ft, height 6 ft:</w:t>
@@ -902,7 +906,7 @@
                     <w:rPr>
                       <w:rFonts w:ascii="Avenir Next" w:hAnsi="Avenir Next" w:cs="Avenir Next" w:eastAsia="Avenir Next"/>
                       <w:color w:val="1A1A1A"/>
-                      <w:sz w:val="20"/>
+                      <w:sz w:val="22"/>
                       <w:szCs w:val="20"/>
                     </w:rPr>
                     <w:t xml:space="preserve"> ft²</w:t>
@@ -927,25 +931,25 @@
                       <w:rFonts w:ascii="Avenir Next" w:hAnsi="Avenir Next" w:cs="Avenir Next" w:eastAsia="Avenir Next"/>
                       <w:b/>
                       <w:color w:val="003A70"/>
+                      <w:sz w:val="22"/>
+                      <w:szCs w:val="20"/>
+                    </w:rPr>
+                    <w:t xml:space="preserve">b.</w:t>
+                  </w:r>
+                  <w:r>
+                    <w:rPr>
+                      <w:rFonts w:ascii="Avenir Next" w:hAnsi="Avenir Next" w:cs="Avenir Next" w:eastAsia="Avenir Next"/>
+                      <w:color w:val="1A1A1A"/>
                       <w:sz w:val="20"/>
                       <w:szCs w:val="20"/>
                     </w:rPr>
-                    <w:t xml:space="preserve">b.</w:t>
-                  </w:r>
-                  <w:r>
-                    <w:rPr>
-                      <w:rFonts w:ascii="Avenir Next" w:hAnsi="Avenir Next" w:cs="Avenir Next" w:eastAsia="Avenir Next"/>
-                      <w:color w:val="1A1A1A"/>
-                      <w:sz w:val="20"/>
-                      <w:szCs w:val="20"/>
-                    </w:rPr>
                     <w:tab/>
                   </w:r>
                   <w:r>
                     <w:rPr>
                       <w:rFonts w:ascii="Avenir Next" w:hAnsi="Avenir Next" w:cs="Avenir Next" w:eastAsia="Avenir Next"/>
                       <w:color w:val="1A1A1A"/>
-                      <w:sz w:val="20"/>
+                      <w:sz w:val="22"/>
                       <w:szCs w:val="20"/>
                     </w:rPr>
                     <w:t xml:space="preserve">rectangle 7 ft by 12 ft:</w:t>
@@ -973,7 +977,7 @@
                     <w:rPr>
                       <w:rFonts w:ascii="Avenir Next" w:hAnsi="Avenir Next" w:cs="Avenir Next" w:eastAsia="Avenir Next"/>
                       <w:color w:val="1A1A1A"/>
-                      <w:sz w:val="20"/>
+                      <w:sz w:val="22"/>
                       <w:szCs w:val="20"/>
                     </w:rPr>
                     <w:t xml:space="preserve"> ft²</w:t>
@@ -1004,25 +1008,25 @@
                       <w:rFonts w:ascii="Avenir Next" w:hAnsi="Avenir Next" w:cs="Avenir Next" w:eastAsia="Avenir Next"/>
                       <w:b/>
                       <w:color w:val="003A70"/>
+                      <w:sz w:val="22"/>
+                      <w:szCs w:val="20"/>
+                    </w:rPr>
+                    <w:t xml:space="preserve">c.</w:t>
+                  </w:r>
+                  <w:r>
+                    <w:rPr>
+                      <w:rFonts w:ascii="Avenir Next" w:hAnsi="Avenir Next" w:cs="Avenir Next" w:eastAsia="Avenir Next"/>
+                      <w:color w:val="1A1A1A"/>
                       <w:sz w:val="20"/>
                       <w:szCs w:val="20"/>
                     </w:rPr>
-                    <w:t xml:space="preserve">c.</w:t>
-                  </w:r>
-                  <w:r>
-                    <w:rPr>
-                      <w:rFonts w:ascii="Avenir Next" w:hAnsi="Avenir Next" w:cs="Avenir Next" w:eastAsia="Avenir Next"/>
-                      <w:color w:val="1A1A1A"/>
-                      <w:sz w:val="20"/>
-                      <w:szCs w:val="20"/>
-                    </w:rPr>
                     <w:tab/>
                   </w:r>
                   <w:r>
                     <w:rPr>
                       <w:rFonts w:ascii="Avenir Next" w:hAnsi="Avenir Next" w:cs="Avenir Next" w:eastAsia="Avenir Next"/>
                       <w:color w:val="1A1A1A"/>
-                      <w:sz w:val="20"/>
+                      <w:sz w:val="22"/>
                       <w:szCs w:val="20"/>
                     </w:rPr>
                     <w:t xml:space="preserve">2 ends of 15 cm² each:</w:t>
@@ -1050,7 +1054,7 @@
                     <w:rPr>
                       <w:rFonts w:ascii="Avenir Next" w:hAnsi="Avenir Next" w:cs="Avenir Next" w:eastAsia="Avenir Next"/>
                       <w:color w:val="1A1A1A"/>
-                      <w:sz w:val="20"/>
+                      <w:sz w:val="22"/>
                       <w:szCs w:val="20"/>
                     </w:rPr>
                     <w:t xml:space="preserve"> cm²</w:t>
@@ -1075,25 +1079,25 @@
                       <w:rFonts w:ascii="Avenir Next" w:hAnsi="Avenir Next" w:cs="Avenir Next" w:eastAsia="Avenir Next"/>
                       <w:b/>
                       <w:color w:val="003A70"/>
+                      <w:sz w:val="22"/>
+                      <w:szCs w:val="20"/>
+                    </w:rPr>
+                    <w:t xml:space="preserve">d.</w:t>
+                  </w:r>
+                  <w:r>
+                    <w:rPr>
+                      <w:rFonts w:ascii="Avenir Next" w:hAnsi="Avenir Next" w:cs="Avenir Next" w:eastAsia="Avenir Next"/>
+                      <w:color w:val="1A1A1A"/>
                       <w:sz w:val="20"/>
                       <w:szCs w:val="20"/>
                     </w:rPr>
-                    <w:t xml:space="preserve">d.</w:t>
-                  </w:r>
-                  <w:r>
-                    <w:rPr>
-                      <w:rFonts w:ascii="Avenir Next" w:hAnsi="Avenir Next" w:cs="Avenir Next" w:eastAsia="Avenir Next"/>
-                      <w:color w:val="1A1A1A"/>
-                      <w:sz w:val="20"/>
-                      <w:szCs w:val="20"/>
-                    </w:rPr>
                     <w:tab/>
                   </w:r>
                   <w:r>
                     <w:rPr>
                       <w:rFonts w:ascii="Avenir Next" w:hAnsi="Avenir Next" w:cs="Avenir Next" w:eastAsia="Avenir Next"/>
                       <w:color w:val="1A1A1A"/>
-                      <w:sz w:val="20"/>
+                      <w:sz w:val="22"/>
                       <w:szCs w:val="20"/>
                     </w:rPr>
                     <w:t xml:space="preserve">rectangles 6, 8, 10 cm by 5 cm:</w:t>
@@ -1121,7 +1125,7 @@
                     <w:rPr>
                       <w:rFonts w:ascii="Avenir Next" w:hAnsi="Avenir Next" w:cs="Avenir Next" w:eastAsia="Avenir Next"/>
                       <w:color w:val="1A1A1A"/>
-                      <w:sz w:val="20"/>
+                      <w:sz w:val="22"/>
                       <w:szCs w:val="20"/>
                     </w:rPr>
                     <w:t xml:space="preserve"> cm²</w:t>
@@ -1132,7 +1136,7 @@
           </w:tbl>
           <w:p>
             <w:pPr>
-              <w:spacing w:before="0" w:after="0" w:line="24" w:lineRule="auto"/>
+              <w:spacing w:before="0" w:after="0" w:line="50" w:lineRule="exact"/>
             </w:pPr>
           </w:p>
         </w:tc>
@@ -1140,12 +1144,12 @@
     </w:tbl>
     <w:p>
       <w:pPr>
-        <w:spacing w:before="0" w:after="0" w:line="20" w:lineRule="exact"/>
+        <w:spacing w:before="0" w:after="0" w:line="50" w:lineRule="exact"/>
       </w:pPr>
     </w:p>
     <w:p>
       <w:pPr>
-        <w:spacing w:before="0" w:after="0" w:line="20" w:lineRule="exact"/>
+        <w:spacing w:before="0" w:after="0" w:line="50" w:lineRule="exact"/>
       </w:pPr>
     </w:p>
     <w:tbl>
@@ -1229,35 +1233,35 @@
                       <w:rFonts w:ascii="Avenir Next" w:hAnsi="Avenir Next" w:cs="Avenir Next" w:eastAsia="Avenir Next"/>
                       <w:b/>
                       <w:color w:val="1A1A1A"/>
+                      <w:sz w:val="22"/>
+                      <w:szCs w:val="20"/>
+                    </w:rPr>
+                    <w:t xml:space="preserve">2.</w:t>
+                  </w:r>
+                  <w:r>
+                    <w:rPr>
+                      <w:rFonts w:ascii="Avenir Next" w:hAnsi="Avenir Next" w:cs="Avenir Next" w:eastAsia="Avenir Next"/>
+                      <w:color w:val="1A1A1A"/>
                       <w:sz w:val="20"/>
                       <w:szCs w:val="20"/>
                     </w:rPr>
-                    <w:t xml:space="preserve">2.</w:t>
-                  </w:r>
-                  <w:r>
-                    <w:rPr>
-                      <w:rFonts w:ascii="Avenir Next" w:hAnsi="Avenir Next" w:cs="Avenir Next" w:eastAsia="Avenir Next"/>
-                      <w:color w:val="1A1A1A"/>
-                      <w:sz w:val="20"/>
+                    <w:tab/>
+                  </w:r>
+                  <w:r>
+                    <w:rPr>
+                      <w:rFonts w:ascii="Avenir Next" w:hAnsi="Avenir Next" w:cs="Avenir Next" w:eastAsia="Avenir Next"/>
+                      <w:b/>
+                      <w:color w:val="1A1A1A"/>
+                      <w:sz w:val="22"/>
                       <w:szCs w:val="20"/>
                     </w:rPr>
-                    <w:tab/>
-                  </w:r>
-                  <w:r>
-                    <w:rPr>
-                      <w:rFonts w:ascii="Avenir Next" w:hAnsi="Avenir Next" w:cs="Avenir Next" w:eastAsia="Avenir Next"/>
-                      <w:b/>
-                      <w:color w:val="1A1A1A"/>
-                      <w:sz w:val="20"/>
-                      <w:szCs w:val="20"/>
-                    </w:rPr>
                     <w:t xml:space="preserve">Candy Box.  </w:t>
                   </w:r>
                   <w:r>
                     <w:rPr>
                       <w:rFonts w:ascii="Avenir Next" w:hAnsi="Avenir Next" w:cs="Avenir Next" w:eastAsia="Avenir Next"/>
                       <w:color w:val="1A1A1A"/>
-                      <w:sz w:val="20"/>
+                      <w:sz w:val="22"/>
                       <w:szCs w:val="20"/>
                     </w:rPr>
                     <w:t xml:space="preserve">Both slanted sides of this candy box are 10 cm.</w:t>
@@ -1277,25 +1281,25 @@
                       <w:rFonts w:ascii="Avenir Next" w:hAnsi="Avenir Next" w:cs="Avenir Next" w:eastAsia="Avenir Next"/>
                       <w:b/>
                       <w:color w:val="003A70"/>
+                      <w:sz w:val="22"/>
+                      <w:szCs w:val="20"/>
+                    </w:rPr>
+                    <w:t xml:space="preserve">a.</w:t>
+                  </w:r>
+                  <w:r>
+                    <w:rPr>
+                      <w:rFonts w:ascii="Avenir Next" w:hAnsi="Avenir Next" w:cs="Avenir Next" w:eastAsia="Avenir Next"/>
+                      <w:color w:val="1A1A1A"/>
                       <w:sz w:val="20"/>
                       <w:szCs w:val="20"/>
                     </w:rPr>
-                    <w:t xml:space="preserve">a.</w:t>
-                  </w:r>
-                  <w:r>
-                    <w:rPr>
-                      <w:rFonts w:ascii="Avenir Next" w:hAnsi="Avenir Next" w:cs="Avenir Next" w:eastAsia="Avenir Next"/>
-                      <w:color w:val="1A1A1A"/>
-                      <w:sz w:val="20"/>
-                      <w:szCs w:val="20"/>
-                    </w:rPr>
                     <w:tab/>
                   </w:r>
                   <w:r>
                     <w:rPr>
                       <w:rFonts w:ascii="Avenir Next" w:hAnsi="Avenir Next" w:cs="Avenir Next" w:eastAsia="Avenir Next"/>
                       <w:color w:val="1A1A1A"/>
-                      <w:sz w:val="20"/>
+                      <w:sz w:val="22"/>
                       <w:szCs w:val="20"/>
                     </w:rPr>
                     <w:t xml:space="preserve">Area of both triangle ends</w:t>
@@ -1323,7 +1327,7 @@
                     <w:rPr>
                       <w:rFonts w:ascii="Avenir Next" w:hAnsi="Avenir Next" w:cs="Avenir Next" w:eastAsia="Avenir Next"/>
                       <w:color w:val="1A1A1A"/>
-                      <w:sz w:val="20"/>
+                      <w:sz w:val="22"/>
                       <w:szCs w:val="20"/>
                     </w:rPr>
                     <w:t xml:space="preserve"> cm²</w:t>
@@ -1343,25 +1347,25 @@
                       <w:rFonts w:ascii="Avenir Next" w:hAnsi="Avenir Next" w:cs="Avenir Next" w:eastAsia="Avenir Next"/>
                       <w:b/>
                       <w:color w:val="003A70"/>
+                      <w:sz w:val="22"/>
+                      <w:szCs w:val="20"/>
+                    </w:rPr>
+                    <w:t xml:space="preserve">b.</w:t>
+                  </w:r>
+                  <w:r>
+                    <w:rPr>
+                      <w:rFonts w:ascii="Avenir Next" w:hAnsi="Avenir Next" w:cs="Avenir Next" w:eastAsia="Avenir Next"/>
+                      <w:color w:val="1A1A1A"/>
                       <w:sz w:val="20"/>
                       <w:szCs w:val="20"/>
                     </w:rPr>
-                    <w:t xml:space="preserve">b.</w:t>
-                  </w:r>
-                  <w:r>
-                    <w:rPr>
-                      <w:rFonts w:ascii="Avenir Next" w:hAnsi="Avenir Next" w:cs="Avenir Next" w:eastAsia="Avenir Next"/>
-                      <w:color w:val="1A1A1A"/>
-                      <w:sz w:val="20"/>
-                      <w:szCs w:val="20"/>
-                    </w:rPr>
                     <w:tab/>
                   </w:r>
                   <w:r>
                     <w:rPr>
                       <w:rFonts w:ascii="Avenir Next" w:hAnsi="Avenir Next" w:cs="Avenir Next" w:eastAsia="Avenir Next"/>
                       <w:color w:val="1A1A1A"/>
-                      <w:sz w:val="20"/>
+                      <w:sz w:val="22"/>
                       <w:szCs w:val="20"/>
                     </w:rPr>
                     <w:t xml:space="preserve">Area of the three rectangles</w:t>
@@ -1389,7 +1393,7 @@
                     <w:rPr>
                       <w:rFonts w:ascii="Avenir Next" w:hAnsi="Avenir Next" w:cs="Avenir Next" w:eastAsia="Avenir Next"/>
                       <w:color w:val="1A1A1A"/>
-                      <w:sz w:val="20"/>
+                      <w:sz w:val="22"/>
                       <w:szCs w:val="20"/>
                     </w:rPr>
                     <w:t xml:space="preserve"> cm²</w:t>
@@ -1409,25 +1413,25 @@
                       <w:rFonts w:ascii="Avenir Next" w:hAnsi="Avenir Next" w:cs="Avenir Next" w:eastAsia="Avenir Next"/>
                       <w:b/>
                       <w:color w:val="003A70"/>
+                      <w:sz w:val="22"/>
+                      <w:szCs w:val="20"/>
+                    </w:rPr>
+                    <w:t xml:space="preserve">c.</w:t>
+                  </w:r>
+                  <w:r>
+                    <w:rPr>
+                      <w:rFonts w:ascii="Avenir Next" w:hAnsi="Avenir Next" w:cs="Avenir Next" w:eastAsia="Avenir Next"/>
+                      <w:color w:val="1A1A1A"/>
                       <w:sz w:val="20"/>
                       <w:szCs w:val="20"/>
                     </w:rPr>
-                    <w:t xml:space="preserve">c.</w:t>
-                  </w:r>
-                  <w:r>
-                    <w:rPr>
-                      <w:rFonts w:ascii="Avenir Next" w:hAnsi="Avenir Next" w:cs="Avenir Next" w:eastAsia="Avenir Next"/>
-                      <w:color w:val="1A1A1A"/>
-                      <w:sz w:val="20"/>
-                      <w:szCs w:val="20"/>
-                    </w:rPr>
                     <w:tab/>
                   </w:r>
                   <w:r>
                     <w:rPr>
                       <w:rFonts w:ascii="Avenir Next" w:hAnsi="Avenir Next" w:cs="Avenir Next" w:eastAsia="Avenir Next"/>
                       <w:color w:val="1A1A1A"/>
-                      <w:sz w:val="20"/>
+                      <w:sz w:val="22"/>
                       <w:szCs w:val="20"/>
                     </w:rPr>
                     <w:t xml:space="preserve">Surface area</w:t>
@@ -1455,7 +1459,7 @@
                     <w:rPr>
                       <w:rFonts w:ascii="Avenir Next" w:hAnsi="Avenir Next" w:cs="Avenir Next" w:eastAsia="Avenir Next"/>
                       <w:color w:val="1A1A1A"/>
-                      <w:sz w:val="20"/>
+                      <w:sz w:val="22"/>
                       <w:szCs w:val="20"/>
                     </w:rPr>
                     <w:t xml:space="preserve"> cm²</w:t>
@@ -1463,7 +1467,7 @@
                 </w:p>
                 <w:p>
                   <w:pPr>
-                    <w:spacing w:before="0" w:after="0" w:line="60" w:lineRule="auto"/>
+                    <w:spacing w:before="0" w:after="0" w:line="50" w:lineRule="exact"/>
                   </w:pPr>
                 </w:p>
                 <w:tbl>
@@ -1521,7 +1525,7 @@
                 </w:tbl>
                 <w:p>
                   <w:pPr>
-                    <w:spacing w:before="0" w:after="0" w:line="24" w:lineRule="auto"/>
+                    <w:spacing w:before="0" w:after="0" w:line="50" w:lineRule="exact"/>
                   </w:pPr>
                 </w:p>
               </w:tc>
@@ -1539,7 +1543,7 @@
                     <w:drawing>
                       <wp:inline distT="0" distB="0" distL="0" distR="0">
                         <wp:extent cx="1280160" cy="793699"/>
-                        <wp:docPr id="1" name="Figure 1"/>
+                        <wp:docPr id="1" name="Figure 1" descr="Triangular prism. Triangle base 16 cm, perpendicular triangle height 6 cm, prism length 15 cm. Slanted edge: 10 cm."/>
                         <a:graphic xmlns:a="http://schemas.openxmlformats.org/drawingml/2006/main">
                           <a:graphicData uri="http://schemas.openxmlformats.org/drawingml/2006/picture">
                             <pic:pic xmlns:pic="http://schemas.openxmlformats.org/drawingml/2006/picture">
@@ -1574,7 +1578,7 @@
           </w:tbl>
           <w:p>
             <w:pPr>
-              <w:spacing w:before="0" w:after="0" w:line="24" w:lineRule="auto"/>
+              <w:spacing w:before="0" w:after="0" w:line="50" w:lineRule="exact"/>
             </w:pPr>
           </w:p>
         </w:tc>
@@ -1582,12 +1586,12 @@
     </w:tbl>
     <w:p>
       <w:pPr>
-        <w:spacing w:before="0" w:after="0" w:line="20" w:lineRule="exact"/>
+        <w:spacing w:before="0" w:after="0" w:line="50" w:lineRule="exact"/>
       </w:pPr>
     </w:p>
     <w:p>
       <w:pPr>
-        <w:spacing w:before="0" w:after="0" w:line="20" w:lineRule="exact"/>
+        <w:spacing w:before="0" w:after="0" w:line="50" w:lineRule="exact"/>
       </w:pPr>
     </w:p>
     <w:tbl>
@@ -1638,18 +1642,18 @@
                 <w:rFonts w:ascii="Avenir Next" w:hAnsi="Avenir Next" w:cs="Avenir Next" w:eastAsia="Avenir Next"/>
                 <w:b/>
                 <w:color w:val="1A1A1A"/>
+                <w:sz w:val="22"/>
+                <w:szCs w:val="20"/>
+              </w:rPr>
+              <w:t xml:space="preserve">3.</w:t>
+            </w:r>
+            <w:r>
+              <w:rPr>
+                <w:rFonts w:ascii="Avenir Next" w:hAnsi="Avenir Next" w:cs="Avenir Next" w:eastAsia="Avenir Next"/>
+                <w:color w:val="1A1A1A"/>
                 <w:sz w:val="20"/>
                 <w:szCs w:val="20"/>
               </w:rPr>
-              <w:t xml:space="preserve">3.</w:t>
-            </w:r>
-            <w:r>
-              <w:rPr>
-                <w:rFonts w:ascii="Avenir Next" w:hAnsi="Avenir Next" w:cs="Avenir Next" w:eastAsia="Avenir Next"/>
-                <w:color w:val="1A1A1A"/>
-                <w:sz w:val="20"/>
-                <w:szCs w:val="20"/>
-              </w:rPr>
               <w:tab/>
             </w:r>
             <w:r>
@@ -1657,7 +1661,7 @@
                 <w:rFonts w:ascii="Avenir Next" w:hAnsi="Avenir Next" w:cs="Avenir Next" w:eastAsia="Avenir Next"/>
                 <w:b/>
                 <w:color w:val="1A1A1A"/>
-                <w:sz w:val="20"/>
+                <w:sz w:val="22"/>
                 <w:szCs w:val="20"/>
               </w:rPr>
               <w:t xml:space="preserve">Ramp Wedge.  </w:t>
@@ -1666,7 +1670,7 @@
               <w:rPr>
                 <w:rFonts w:ascii="Avenir Next" w:hAnsi="Avenir Next" w:cs="Avenir Next" w:eastAsia="Avenir Next"/>
                 <w:color w:val="1A1A1A"/>
-                <w:sz w:val="20"/>
+                <w:sz w:val="22"/>
                 <w:szCs w:val="20"/>
               </w:rPr>
               <w:t xml:space="preserve">A wedge is a triangular prism 10 cm wide. Its ends are right triangles with sides 8, 15, and 17 cm. Find its surface area.</w:t>
@@ -1674,7 +1678,7 @@
           </w:p>
           <w:p>
             <w:pPr>
-              <w:spacing w:before="0" w:after="0" w:line="60" w:lineRule="auto"/>
+              <w:spacing w:before="0" w:after="0" w:line="50" w:lineRule="exact"/>
             </w:pPr>
           </w:p>
           <w:tbl>
@@ -1743,25 +1747,25 @@
                 <w:rFonts w:ascii="Avenir Next" w:hAnsi="Avenir Next" w:cs="Avenir Next" w:eastAsia="Avenir Next"/>
                 <w:b/>
                 <w:color w:val="1A1A1A"/>
+                <w:sz w:val="22"/>
+                <w:szCs w:val="18"/>
+              </w:rPr>
+              <w:t xml:space="preserve">Answer</w:t>
+            </w:r>
+            <w:r>
+              <w:rPr>
+                <w:rFonts w:ascii="Avenir Next" w:hAnsi="Avenir Next" w:cs="Avenir Next" w:eastAsia="Avenir Next"/>
+                <w:color w:val="1A1A1A"/>
                 <w:sz w:val="18"/>
                 <w:szCs w:val="18"/>
               </w:rPr>
-              <w:t xml:space="preserve">Answer</w:t>
-            </w:r>
-            <w:r>
-              <w:rPr>
-                <w:rFonts w:ascii="Avenir Next" w:hAnsi="Avenir Next" w:cs="Avenir Next" w:eastAsia="Avenir Next"/>
-                <w:color w:val="1A1A1A"/>
-                <w:sz w:val="18"/>
-                <w:szCs w:val="18"/>
-              </w:rPr>
               <w:tab/>
             </w:r>
             <w:r>
               <w:rPr>
                 <w:rFonts w:ascii="Avenir Next" w:hAnsi="Avenir Next" w:cs="Avenir Next" w:eastAsia="Avenir Next"/>
                 <w:color w:val="1A1A1A"/>
-                <w:sz w:val="18"/>
+                <w:sz w:val="22"/>
                 <w:szCs w:val="18"/>
               </w:rPr>
               <w:t xml:space="preserve">  cm²</w:t>
@@ -1787,18 +1791,18 @@
                 <w:rFonts w:ascii="Avenir Next" w:hAnsi="Avenir Next" w:cs="Avenir Next" w:eastAsia="Avenir Next"/>
                 <w:b/>
                 <w:color w:val="1A1A1A"/>
+                <w:sz w:val="22"/>
+                <w:szCs w:val="20"/>
+              </w:rPr>
+              <w:t xml:space="preserve">4.</w:t>
+            </w:r>
+            <w:r>
+              <w:rPr>
+                <w:rFonts w:ascii="Avenir Next" w:hAnsi="Avenir Next" w:cs="Avenir Next" w:eastAsia="Avenir Next"/>
+                <w:color w:val="1A1A1A"/>
                 <w:sz w:val="20"/>
                 <w:szCs w:val="20"/>
               </w:rPr>
-              <w:t xml:space="preserve">4.</w:t>
-            </w:r>
-            <w:r>
-              <w:rPr>
-                <w:rFonts w:ascii="Avenir Next" w:hAnsi="Avenir Next" w:cs="Avenir Next" w:eastAsia="Avenir Next"/>
-                <w:color w:val="1A1A1A"/>
-                <w:sz w:val="20"/>
-                <w:szCs w:val="20"/>
-              </w:rPr>
               <w:tab/>
             </w:r>
             <w:r>
@@ -1806,7 +1810,7 @@
                 <w:rFonts w:ascii="Avenir Next" w:hAnsi="Avenir Next" w:cs="Avenir Next" w:eastAsia="Avenir Next"/>
                 <w:b/>
                 <w:color w:val="1A1A1A"/>
-                <w:sz w:val="20"/>
+                <w:sz w:val="22"/>
                 <w:szCs w:val="20"/>
               </w:rPr>
               <w:t xml:space="preserve">Cheese Wedge.  </w:t>
@@ -1815,7 +1819,7 @@
               <w:rPr>
                 <w:rFonts w:ascii="Avenir Next" w:hAnsi="Avenir Next" w:cs="Avenir Next" w:eastAsia="Avenir Next"/>
                 <w:color w:val="1A1A1A"/>
-                <w:sz w:val="20"/>
+                <w:sz w:val="22"/>
                 <w:szCs w:val="20"/>
               </w:rPr>
               <w:t xml:space="preserve">A cheese wedge is a prism 5 cm thick. Its ends are right triangles with sides 6, 8, 10 cm. Find its surface area.</w:t>
@@ -1832,7 +1836,7 @@
                 <w:rFonts w:ascii="Avenir Next" w:hAnsi="Avenir Next" w:cs="Avenir Next" w:eastAsia="Avenir Next"/>
                 <w:b/>
                 <w:color w:val="003A70"/>
-                <w:sz w:val="17"/>
+                <w:sz w:val="22"/>
                 <w:szCs w:val="17"/>
               </w:rPr>
               <w:t xml:space="preserve">Hint  </w:t>
@@ -1842,7 +1846,7 @@
                 <w:rFonts w:ascii="Avenir Next" w:hAnsi="Avenir Next" w:cs="Avenir Next" w:eastAsia="Avenir Next"/>
                 <w:i/>
                 <w:color w:val="5A5F66"/>
-                <w:sz w:val="17"/>
+                <w:sz w:val="22"/>
                 <w:szCs w:val="17"/>
               </w:rPr>
               <w:t xml:space="preserve">The 5 cm is one side of every rectangle.</w:t>
@@ -1850,7 +1854,7 @@
           </w:p>
           <w:p>
             <w:pPr>
-              <w:spacing w:before="0" w:after="0" w:line="60" w:lineRule="auto"/>
+              <w:spacing w:before="0" w:after="0" w:line="50" w:lineRule="exact"/>
             </w:pPr>
           </w:p>
           <w:tbl>
@@ -1919,25 +1923,25 @@
                 <w:rFonts w:ascii="Avenir Next" w:hAnsi="Avenir Next" w:cs="Avenir Next" w:eastAsia="Avenir Next"/>
                 <w:b/>
                 <w:color w:val="1A1A1A"/>
+                <w:sz w:val="22"/>
+                <w:szCs w:val="18"/>
+              </w:rPr>
+              <w:t xml:space="preserve">Answer</w:t>
+            </w:r>
+            <w:r>
+              <w:rPr>
+                <w:rFonts w:ascii="Avenir Next" w:hAnsi="Avenir Next" w:cs="Avenir Next" w:eastAsia="Avenir Next"/>
+                <w:color w:val="1A1A1A"/>
                 <w:sz w:val="18"/>
                 <w:szCs w:val="18"/>
               </w:rPr>
-              <w:t xml:space="preserve">Answer</w:t>
-            </w:r>
-            <w:r>
-              <w:rPr>
-                <w:rFonts w:ascii="Avenir Next" w:hAnsi="Avenir Next" w:cs="Avenir Next" w:eastAsia="Avenir Next"/>
-                <w:color w:val="1A1A1A"/>
-                <w:sz w:val="18"/>
-                <w:szCs w:val="18"/>
-              </w:rPr>
               <w:tab/>
             </w:r>
             <w:r>
               <w:rPr>
                 <w:rFonts w:ascii="Avenir Next" w:hAnsi="Avenir Next" w:cs="Avenir Next" w:eastAsia="Avenir Next"/>
                 <w:color w:val="1A1A1A"/>
-                <w:sz w:val="18"/>
+                <w:sz w:val="22"/>
                 <w:szCs w:val="18"/>
               </w:rPr>
               <w:t xml:space="preserve">  cm²</w:t>
@@ -1948,12 +1952,12 @@
     </w:tbl>
     <w:p>
       <w:pPr>
-        <w:spacing w:before="0" w:after="0" w:line="20" w:lineRule="exact"/>
+        <w:spacing w:before="0" w:after="0" w:line="50" w:lineRule="exact"/>
       </w:pPr>
     </w:p>
     <w:p>
       <w:pPr>
-        <w:spacing w:before="0" w:after="0" w:line="20" w:lineRule="exact"/>
+        <w:spacing w:before="0" w:after="0" w:line="50" w:lineRule="exact"/>
       </w:pPr>
     </w:p>
     <w:tbl>
@@ -2004,18 +2008,18 @@
                 <w:rFonts w:ascii="Avenir Next" w:hAnsi="Avenir Next" w:cs="Avenir Next" w:eastAsia="Avenir Next"/>
                 <w:b/>
                 <w:color w:val="1A1A1A"/>
+                <w:sz w:val="22"/>
+                <w:szCs w:val="20"/>
+              </w:rPr>
+              <w:t xml:space="preserve">5.</w:t>
+            </w:r>
+            <w:r>
+              <w:rPr>
+                <w:rFonts w:ascii="Avenir Next" w:hAnsi="Avenir Next" w:cs="Avenir Next" w:eastAsia="Avenir Next"/>
+                <w:color w:val="1A1A1A"/>
                 <w:sz w:val="20"/>
                 <w:szCs w:val="20"/>
               </w:rPr>
-              <w:t xml:space="preserve">5.</w:t>
-            </w:r>
-            <w:r>
-              <w:rPr>
-                <w:rFonts w:ascii="Avenir Next" w:hAnsi="Avenir Next" w:cs="Avenir Next" w:eastAsia="Avenir Next"/>
-                <w:color w:val="1A1A1A"/>
-                <w:sz w:val="20"/>
-                <w:szCs w:val="20"/>
-              </w:rPr>
               <w:tab/>
             </w:r>
             <w:r>
@@ -2023,7 +2027,7 @@
                 <w:rFonts w:ascii="Avenir Next" w:hAnsi="Avenir Next" w:cs="Avenir Next" w:eastAsia="Avenir Next"/>
                 <w:b/>
                 <w:color w:val="1A1A1A"/>
-                <w:sz w:val="20"/>
+                <w:sz w:val="22"/>
                 <w:szCs w:val="20"/>
               </w:rPr>
               <w:t xml:space="preserve">Priya’s Ends.  </w:t>
@@ -2032,7 +2036,7 @@
               <w:rPr>
                 <w:rFonts w:ascii="Avenir Next" w:hAnsi="Avenir Next" w:cs="Avenir Next" w:eastAsia="Avenir Next"/>
                 <w:color w:val="1A1A1A"/>
-                <w:sz w:val="20"/>
+                <w:sz w:val="22"/>
                 <w:szCs w:val="20"/>
               </w:rPr>
               <w:t xml:space="preserve">A prism is 18 in long. Each end has base 10 in and height 12 in. Priya says both ends cover 60 in². Is she right?</w:t>
@@ -2049,7 +2053,7 @@
                 <w:rFonts w:ascii="Avenir Next" w:hAnsi="Avenir Next" w:cs="Avenir Next" w:eastAsia="Avenir Next"/>
                 <w:b/>
                 <w:color w:val="003A70"/>
-                <w:sz w:val="17"/>
+                <w:sz w:val="22"/>
                 <w:szCs w:val="17"/>
               </w:rPr>
               <w:t xml:space="preserve">Hint  </w:t>
@@ -2059,7 +2063,7 @@
                 <w:rFonts w:ascii="Avenir Next" w:hAnsi="Avenir Next" w:cs="Avenir Next" w:eastAsia="Avenir Next"/>
                 <w:i/>
                 <w:color w:val="5A5F66"/>
-                <w:sz w:val="17"/>
+                <w:sz w:val="22"/>
                 <w:szCs w:val="17"/>
               </w:rPr>
               <w:t xml:space="preserve">How many triangle ends does a prism have?</w:t>
@@ -2067,7 +2071,7 @@
           </w:p>
           <w:p>
             <w:pPr>
-              <w:spacing w:before="0" w:after="0" w:line="60" w:lineRule="auto"/>
+              <w:spacing w:before="0" w:after="0" w:line="50" w:lineRule="exact"/>
             </w:pPr>
           </w:p>
           <w:tbl>
@@ -2136,25 +2140,25 @@
                 <w:rFonts w:ascii="Avenir Next" w:hAnsi="Avenir Next" w:cs="Avenir Next" w:eastAsia="Avenir Next"/>
                 <w:b/>
                 <w:color w:val="1A1A1A"/>
+                <w:sz w:val="22"/>
+                <w:szCs w:val="18"/>
+              </w:rPr>
+              <w:t xml:space="preserve">Answer</w:t>
+            </w:r>
+            <w:r>
+              <w:rPr>
+                <w:rFonts w:ascii="Avenir Next" w:hAnsi="Avenir Next" w:cs="Avenir Next" w:eastAsia="Avenir Next"/>
+                <w:color w:val="1A1A1A"/>
                 <w:sz w:val="18"/>
                 <w:szCs w:val="18"/>
               </w:rPr>
-              <w:t xml:space="preserve">Answer</w:t>
-            </w:r>
-            <w:r>
-              <w:rPr>
-                <w:rFonts w:ascii="Avenir Next" w:hAnsi="Avenir Next" w:cs="Avenir Next" w:eastAsia="Avenir Next"/>
-                <w:color w:val="1A1A1A"/>
-                <w:sz w:val="18"/>
-                <w:szCs w:val="18"/>
-              </w:rPr>
               <w:tab/>
             </w:r>
             <w:r>
               <w:rPr>
                 <w:rFonts w:ascii="Avenir Next" w:hAnsi="Avenir Next" w:cs="Avenir Next" w:eastAsia="Avenir Next"/>
                 <w:color w:val="1A1A1A"/>
-                <w:sz w:val="18"/>
+                <w:sz w:val="22"/>
                 <w:szCs w:val="18"/>
               </w:rPr>
               <w:t xml:space="preserve">  in²</w:t>
@@ -2180,18 +2184,18 @@
                 <w:rFonts w:ascii="Avenir Next" w:hAnsi="Avenir Next" w:cs="Avenir Next" w:eastAsia="Avenir Next"/>
                 <w:b/>
                 <w:color w:val="1A1A1A"/>
+                <w:sz w:val="22"/>
+                <w:szCs w:val="20"/>
+              </w:rPr>
+              <w:t xml:space="preserve">6.</w:t>
+            </w:r>
+            <w:r>
+              <w:rPr>
+                <w:rFonts w:ascii="Avenir Next" w:hAnsi="Avenir Next" w:cs="Avenir Next" w:eastAsia="Avenir Next"/>
+                <w:color w:val="1A1A1A"/>
                 <w:sz w:val="20"/>
                 <w:szCs w:val="20"/>
               </w:rPr>
-              <w:t xml:space="preserve">6.</w:t>
-            </w:r>
-            <w:r>
-              <w:rPr>
-                <w:rFonts w:ascii="Avenir Next" w:hAnsi="Avenir Next" w:cs="Avenir Next" w:eastAsia="Avenir Next"/>
-                <w:color w:val="1A1A1A"/>
-                <w:sz w:val="20"/>
-                <w:szCs w:val="20"/>
-              </w:rPr>
               <w:tab/>
             </w:r>
             <w:r>
@@ -2199,7 +2203,7 @@
                 <w:rFonts w:ascii="Avenir Next" w:hAnsi="Avenir Next" w:cs="Avenir Next" w:eastAsia="Avenir Next"/>
                 <w:b/>
                 <w:color w:val="1A1A1A"/>
-                <w:sz w:val="20"/>
+                <w:sz w:val="22"/>
                 <w:szCs w:val="20"/>
               </w:rPr>
               <w:t xml:space="preserve">Roof Piece.  </w:t>
@@ -2208,7 +2212,7 @@
               <w:rPr>
                 <w:rFonts w:ascii="Avenir Next" w:hAnsi="Avenir Next" w:cs="Avenir Next" w:eastAsia="Avenir Next"/>
                 <w:color w:val="1A1A1A"/>
-                <w:sz w:val="20"/>
+                <w:sz w:val="22"/>
                 <w:szCs w:val="20"/>
               </w:rPr>
               <w:t xml:space="preserve">A roof piece is a prism 20 ft long. Each end: base 24 ft, height 16 ft, two 20 ft sides. Find its SA.</w:t>
@@ -2216,7 +2220,7 @@
           </w:p>
           <w:p>
             <w:pPr>
-              <w:spacing w:before="0" w:after="0" w:line="60" w:lineRule="auto"/>
+              <w:spacing w:before="0" w:after="0" w:line="50" w:lineRule="exact"/>
             </w:pPr>
           </w:p>
           <w:tbl>
@@ -2285,25 +2289,25 @@
                 <w:rFonts w:ascii="Avenir Next" w:hAnsi="Avenir Next" w:cs="Avenir Next" w:eastAsia="Avenir Next"/>
                 <w:b/>
                 <w:color w:val="1A1A1A"/>
+                <w:sz w:val="22"/>
+                <w:szCs w:val="18"/>
+              </w:rPr>
+              <w:t xml:space="preserve">Answer</w:t>
+            </w:r>
+            <w:r>
+              <w:rPr>
+                <w:rFonts w:ascii="Avenir Next" w:hAnsi="Avenir Next" w:cs="Avenir Next" w:eastAsia="Avenir Next"/>
+                <w:color w:val="1A1A1A"/>
                 <w:sz w:val="18"/>
                 <w:szCs w:val="18"/>
               </w:rPr>
-              <w:t xml:space="preserve">Answer</w:t>
-            </w:r>
-            <w:r>
-              <w:rPr>
-                <w:rFonts w:ascii="Avenir Next" w:hAnsi="Avenir Next" w:cs="Avenir Next" w:eastAsia="Avenir Next"/>
-                <w:color w:val="1A1A1A"/>
-                <w:sz w:val="18"/>
-                <w:szCs w:val="18"/>
-              </w:rPr>
               <w:tab/>
             </w:r>
             <w:r>
               <w:rPr>
                 <w:rFonts w:ascii="Avenir Next" w:hAnsi="Avenir Next" w:cs="Avenir Next" w:eastAsia="Avenir Next"/>
                 <w:color w:val="1A1A1A"/>
-                <w:sz w:val="18"/>
+                <w:sz w:val="22"/>
                 <w:szCs w:val="18"/>
               </w:rPr>
               <w:t xml:space="preserve">  ft²</w:t>
@@ -2314,12 +2318,12 @@
     </w:tbl>
     <w:p>
       <w:pPr>
-        <w:spacing w:before="0" w:after="0" w:line="20" w:lineRule="exact"/>
+        <w:spacing w:before="0" w:after="0" w:line="50" w:lineRule="exact"/>
       </w:pPr>
     </w:p>
     <w:p>
       <w:pPr>
-        <w:spacing w:before="0" w:after="0" w:line="20" w:lineRule="exact"/>
+        <w:spacing w:before="0" w:after="0" w:line="50" w:lineRule="exact"/>
       </w:pPr>
     </w:p>
     <w:tbl>
@@ -2403,35 +2407,35 @@
                       <w:rFonts w:ascii="Avenir Next" w:hAnsi="Avenir Next" w:cs="Avenir Next" w:eastAsia="Avenir Next"/>
                       <w:b/>
                       <w:color w:val="1A1A1A"/>
+                      <w:sz w:val="22"/>
+                      <w:szCs w:val="20"/>
+                    </w:rPr>
+                    <w:t xml:space="preserve">7.</w:t>
+                  </w:r>
+                  <w:r>
+                    <w:rPr>
+                      <w:rFonts w:ascii="Avenir Next" w:hAnsi="Avenir Next" w:cs="Avenir Next" w:eastAsia="Avenir Next"/>
+                      <w:color w:val="1A1A1A"/>
                       <w:sz w:val="20"/>
                       <w:szCs w:val="20"/>
                     </w:rPr>
-                    <w:t xml:space="preserve">7.</w:t>
-                  </w:r>
-                  <w:r>
-                    <w:rPr>
-                      <w:rFonts w:ascii="Avenir Next" w:hAnsi="Avenir Next" w:cs="Avenir Next" w:eastAsia="Avenir Next"/>
-                      <w:color w:val="1A1A1A"/>
-                      <w:sz w:val="20"/>
+                    <w:tab/>
+                  </w:r>
+                  <w:r>
+                    <w:rPr>
+                      <w:rFonts w:ascii="Avenir Next" w:hAnsi="Avenir Next" w:cs="Avenir Next" w:eastAsia="Avenir Next"/>
+                      <w:b/>
+                      <w:color w:val="1A1A1A"/>
+                      <w:sz w:val="22"/>
                       <w:szCs w:val="20"/>
                     </w:rPr>
-                    <w:tab/>
-                  </w:r>
-                  <w:r>
-                    <w:rPr>
-                      <w:rFonts w:ascii="Avenir Next" w:hAnsi="Avenir Next" w:cs="Avenir Next" w:eastAsia="Avenir Next"/>
-                      <w:b/>
-                      <w:color w:val="1A1A1A"/>
-                      <w:sz w:val="20"/>
-                      <w:szCs w:val="20"/>
-                    </w:rPr>
                     <w:t xml:space="preserve">Planter Wedge.  </w:t>
                   </w:r>
                   <w:r>
                     <w:rPr>
                       <w:rFonts w:ascii="Avenir Next" w:hAnsi="Avenir Next" w:cs="Avenir Next" w:eastAsia="Avenir Next"/>
                       <w:color w:val="1A1A1A"/>
-                      <w:sz w:val="20"/>
+                      <w:sz w:val="22"/>
                       <w:szCs w:val="20"/>
                     </w:rPr>
                     <w:t xml:space="preserve">Find the surface area of the planter.</w:t>
@@ -2448,7 +2452,7 @@
                       <w:rFonts w:ascii="Avenir Next" w:hAnsi="Avenir Next" w:cs="Avenir Next" w:eastAsia="Avenir Next"/>
                       <w:b/>
                       <w:color w:val="003A70"/>
-                      <w:sz w:val="17"/>
+                      <w:sz w:val="22"/>
                       <w:szCs w:val="17"/>
                     </w:rPr>
                     <w:t xml:space="preserve">Hint  </w:t>
@@ -2458,7 +2462,7 @@
                       <w:rFonts w:ascii="Avenir Next" w:hAnsi="Avenir Next" w:cs="Avenir Next" w:eastAsia="Avenir Next"/>
                       <w:i/>
                       <w:color w:val="5A5F66"/>
-                      <w:sz w:val="17"/>
+                      <w:sz w:val="22"/>
                       <w:szCs w:val="17"/>
                     </w:rPr>
                     <w:t xml:space="preserve">Height for the triangles, sides for the rectangles.</w:t>
@@ -2466,7 +2470,7 @@
                 </w:p>
                 <w:p>
                   <w:pPr>
-                    <w:spacing w:before="0" w:after="0" w:line="60" w:lineRule="auto"/>
+                    <w:spacing w:before="0" w:after="0" w:line="50" w:lineRule="exact"/>
                   </w:pPr>
                 </w:p>
                 <w:tbl>
@@ -2535,25 +2539,25 @@
                       <w:rFonts w:ascii="Avenir Next" w:hAnsi="Avenir Next" w:cs="Avenir Next" w:eastAsia="Avenir Next"/>
                       <w:b/>
                       <w:color w:val="1A1A1A"/>
+                      <w:sz w:val="22"/>
+                      <w:szCs w:val="18"/>
+                    </w:rPr>
+                    <w:t xml:space="preserve">Answer</w:t>
+                  </w:r>
+                  <w:r>
+                    <w:rPr>
+                      <w:rFonts w:ascii="Avenir Next" w:hAnsi="Avenir Next" w:cs="Avenir Next" w:eastAsia="Avenir Next"/>
+                      <w:color w:val="1A1A1A"/>
                       <w:sz w:val="18"/>
                       <w:szCs w:val="18"/>
                     </w:rPr>
-                    <w:t xml:space="preserve">Answer</w:t>
-                  </w:r>
-                  <w:r>
-                    <w:rPr>
-                      <w:rFonts w:ascii="Avenir Next" w:hAnsi="Avenir Next" w:cs="Avenir Next" w:eastAsia="Avenir Next"/>
-                      <w:color w:val="1A1A1A"/>
-                      <w:sz w:val="18"/>
-                      <w:szCs w:val="18"/>
-                    </w:rPr>
                     <w:tab/>
                   </w:r>
                   <w:r>
                     <w:rPr>
                       <w:rFonts w:ascii="Avenir Next" w:hAnsi="Avenir Next" w:cs="Avenir Next" w:eastAsia="Avenir Next"/>
                       <w:color w:val="1A1A1A"/>
-                      <w:sz w:val="18"/>
+                      <w:sz w:val="22"/>
                       <w:szCs w:val="18"/>
                     </w:rPr>
                     <w:t xml:space="preserve">  ft²</w:t>
@@ -2574,7 +2578,7 @@
                     <w:drawing>
                       <wp:inline distT="0" distB="0" distL="0" distR="0">
                         <wp:extent cx="1280160" cy="793699"/>
-                        <wp:docPr id="2" name="Figure 2"/>
+                        <wp:docPr id="2" name="Figure 2" descr="Triangular prism. Triangle base 12 ft, perpendicular triangle height 8 ft, prism length 12 ft. Slanted edge: 10 ft."/>
                         <a:graphic xmlns:a="http://schemas.openxmlformats.org/drawingml/2006/main">
                           <a:graphicData uri="http://schemas.openxmlformats.org/drawingml/2006/picture">
                             <pic:pic xmlns:pic="http://schemas.openxmlformats.org/drawingml/2006/picture">
@@ -2609,7 +2613,7 @@
           </w:tbl>
           <w:p>
             <w:pPr>
-              <w:spacing w:before="0" w:after="0" w:line="24" w:lineRule="auto"/>
+              <w:spacing w:before="0" w:after="0" w:line="50" w:lineRule="exact"/>
             </w:pPr>
           </w:p>
         </w:tc>
@@ -2617,12 +2621,12 @@
     </w:tbl>
     <w:p>
       <w:pPr>
-        <w:spacing w:before="0" w:after="0" w:line="20" w:lineRule="exact"/>
+        <w:spacing w:before="0" w:after="0" w:line="50" w:lineRule="exact"/>
       </w:pPr>
     </w:p>
     <w:p>
       <w:pPr>
-        <w:spacing w:before="0" w:after="0" w:line="20" w:lineRule="exact"/>
+        <w:spacing w:before="0" w:after="0" w:line="50" w:lineRule="exact"/>
       </w:pPr>
     </w:p>
     <w:tbl>
@@ -2672,18 +2676,18 @@
                 <w:rFonts w:ascii="Avenir Next" w:hAnsi="Avenir Next" w:cs="Avenir Next" w:eastAsia="Avenir Next"/>
                 <w:b/>
                 <w:color w:val="1A1A1A"/>
+                <w:sz w:val="22"/>
+                <w:szCs w:val="20"/>
+              </w:rPr>
+              <w:t xml:space="preserve">8.</w:t>
+            </w:r>
+            <w:r>
+              <w:rPr>
+                <w:rFonts w:ascii="Avenir Next" w:hAnsi="Avenir Next" w:cs="Avenir Next" w:eastAsia="Avenir Next"/>
+                <w:color w:val="1A1A1A"/>
                 <w:sz w:val="20"/>
                 <w:szCs w:val="20"/>
               </w:rPr>
-              <w:t xml:space="preserve">8.</w:t>
-            </w:r>
-            <w:r>
-              <w:rPr>
-                <w:rFonts w:ascii="Avenir Next" w:hAnsi="Avenir Next" w:cs="Avenir Next" w:eastAsia="Avenir Next"/>
-                <w:color w:val="1A1A1A"/>
-                <w:sz w:val="20"/>
-                <w:szCs w:val="20"/>
-              </w:rPr>
               <w:tab/>
             </w:r>
             <w:r>
@@ -2691,7 +2695,7 @@
                 <w:rFonts w:ascii="Avenir Next" w:hAnsi="Avenir Next" w:cs="Avenir Next" w:eastAsia="Avenir Next"/>
                 <w:b/>
                 <w:color w:val="1A1A1A"/>
-                <w:sz w:val="20"/>
+                <w:sz w:val="22"/>
                 <w:szCs w:val="20"/>
               </w:rPr>
               <w:t xml:space="preserve">Camping Tent.  </w:t>
@@ -2700,7 +2704,7 @@
               <w:rPr>
                 <w:rFonts w:ascii="Avenir Next" w:hAnsi="Avenir Next" w:cs="Avenir Next" w:eastAsia="Avenir Next"/>
                 <w:color w:val="1A1A1A"/>
-                <w:sz w:val="20"/>
+                <w:sz w:val="22"/>
                 <w:szCs w:val="20"/>
               </w:rPr>
               <w:t xml:space="preserve">A tent is a triangular prism 12 ft long. Each end: base 6 ft, height 4 ft, two 5 ft sides. The floor is 6 ft by 12 ft.</w:t>
@@ -2720,10 +2724,28 @@
                 <w:rFonts w:ascii="Avenir Next" w:hAnsi="Avenir Next" w:cs="Avenir Next" w:eastAsia="Avenir Next"/>
                 <w:b/>
                 <w:color w:val="003A70"/>
+                <w:sz w:val="22"/>
+                <w:szCs w:val="20"/>
+              </w:rPr>
+              <w:t xml:space="preserve">a.</w:t>
+            </w:r>
+            <w:r>
+              <w:rPr>
+                <w:rFonts w:ascii="Avenir Next" w:hAnsi="Avenir Next" w:cs="Avenir Next" w:eastAsia="Avenir Next"/>
+                <w:color w:val="1A1A1A"/>
                 <w:sz w:val="20"/>
                 <w:szCs w:val="20"/>
               </w:rPr>
-              <w:t xml:space="preserve">a.</w:t>
+              <w:tab/>
+            </w:r>
+            <w:r>
+              <w:rPr>
+                <w:rFonts w:ascii="Avenir Next" w:hAnsi="Avenir Next" w:cs="Avenir Next" w:eastAsia="Avenir Next"/>
+                <w:color w:val="1A1A1A"/>
+                <w:sz w:val="22"/>
+                <w:szCs w:val="20"/>
+              </w:rPr>
+              <w:t xml:space="preserve">Area of the two ends</w:t>
             </w:r>
             <w:r>
               <w:rPr>
@@ -2732,7 +2754,7 @@
                 <w:sz w:val="20"/>
                 <w:szCs w:val="20"/>
               </w:rPr>
-              <w:tab/>
+              <w:t xml:space="preserve">  </w:t>
             </w:r>
             <w:r>
               <w:rPr>
@@ -2740,24 +2762,6 @@
                 <w:color w:val="1A1A1A"/>
                 <w:sz w:val="20"/>
                 <w:szCs w:val="20"/>
-              </w:rPr>
-              <w:t xml:space="preserve">Area of the two ends</w:t>
-            </w:r>
-            <w:r>
-              <w:rPr>
-                <w:rFonts w:ascii="Avenir Next" w:hAnsi="Avenir Next" w:cs="Avenir Next" w:eastAsia="Avenir Next"/>
-                <w:color w:val="1A1A1A"/>
-                <w:sz w:val="20"/>
-                <w:szCs w:val="20"/>
-              </w:rPr>
-              <w:t xml:space="preserve">  </w:t>
-            </w:r>
-            <w:r>
-              <w:rPr>
-                <w:rFonts w:ascii="Avenir Next" w:hAnsi="Avenir Next" w:cs="Avenir Next" w:eastAsia="Avenir Next"/>
-                <w:color w:val="1A1A1A"/>
-                <w:sz w:val="20"/>
-                <w:szCs w:val="20"/>
                 <w:u w:val="single"/>
               </w:rPr>
               <w:t xml:space="preserve">                </w:t>
@@ -2766,7 +2770,7 @@
               <w:rPr>
                 <w:rFonts w:ascii="Avenir Next" w:hAnsi="Avenir Next" w:cs="Avenir Next" w:eastAsia="Avenir Next"/>
                 <w:color w:val="1A1A1A"/>
-                <w:sz w:val="20"/>
+                <w:sz w:val="22"/>
                 <w:szCs w:val="20"/>
               </w:rPr>
               <w:t xml:space="preserve"> ft²</w:t>
@@ -2786,10 +2790,28 @@
                 <w:rFonts w:ascii="Avenir Next" w:hAnsi="Avenir Next" w:cs="Avenir Next" w:eastAsia="Avenir Next"/>
                 <w:b/>
                 <w:color w:val="003A70"/>
+                <w:sz w:val="22"/>
+                <w:szCs w:val="20"/>
+              </w:rPr>
+              <w:t xml:space="preserve">b.</w:t>
+            </w:r>
+            <w:r>
+              <w:rPr>
+                <w:rFonts w:ascii="Avenir Next" w:hAnsi="Avenir Next" w:cs="Avenir Next" w:eastAsia="Avenir Next"/>
+                <w:color w:val="1A1A1A"/>
                 <w:sz w:val="20"/>
                 <w:szCs w:val="20"/>
               </w:rPr>
-              <w:t xml:space="preserve">b.</w:t>
+              <w:tab/>
+            </w:r>
+            <w:r>
+              <w:rPr>
+                <w:rFonts w:ascii="Avenir Next" w:hAnsi="Avenir Next" w:cs="Avenir Next" w:eastAsia="Avenir Next"/>
+                <w:color w:val="1A1A1A"/>
+                <w:sz w:val="22"/>
+                <w:szCs w:val="20"/>
+              </w:rPr>
+              <w:t xml:space="preserve">Total surface area</w:t>
             </w:r>
             <w:r>
               <w:rPr>
@@ -2798,7 +2820,7 @@
                 <w:sz w:val="20"/>
                 <w:szCs w:val="20"/>
               </w:rPr>
-              <w:tab/>
+              <w:t xml:space="preserve">  </w:t>
             </w:r>
             <w:r>
               <w:rPr>
@@ -2806,24 +2828,6 @@
                 <w:color w:val="1A1A1A"/>
                 <w:sz w:val="20"/>
                 <w:szCs w:val="20"/>
-              </w:rPr>
-              <w:t xml:space="preserve">Total surface area</w:t>
-            </w:r>
-            <w:r>
-              <w:rPr>
-                <w:rFonts w:ascii="Avenir Next" w:hAnsi="Avenir Next" w:cs="Avenir Next" w:eastAsia="Avenir Next"/>
-                <w:color w:val="1A1A1A"/>
-                <w:sz w:val="20"/>
-                <w:szCs w:val="20"/>
-              </w:rPr>
-              <w:t xml:space="preserve">  </w:t>
-            </w:r>
-            <w:r>
-              <w:rPr>
-                <w:rFonts w:ascii="Avenir Next" w:hAnsi="Avenir Next" w:cs="Avenir Next" w:eastAsia="Avenir Next"/>
-                <w:color w:val="1A1A1A"/>
-                <w:sz w:val="20"/>
-                <w:szCs w:val="20"/>
                 <w:u w:val="single"/>
               </w:rPr>
               <w:t xml:space="preserve">                </w:t>
@@ -2832,7 +2836,7 @@
               <w:rPr>
                 <w:rFonts w:ascii="Avenir Next" w:hAnsi="Avenir Next" w:cs="Avenir Next" w:eastAsia="Avenir Next"/>
                 <w:color w:val="1A1A1A"/>
-                <w:sz w:val="20"/>
+                <w:sz w:val="22"/>
                 <w:szCs w:val="20"/>
               </w:rPr>
               <w:t xml:space="preserve"> ft²</w:t>
@@ -2852,10 +2856,28 @@
                 <w:rFonts w:ascii="Avenir Next" w:hAnsi="Avenir Next" w:cs="Avenir Next" w:eastAsia="Avenir Next"/>
                 <w:b/>
                 <w:color w:val="003A70"/>
+                <w:sz w:val="22"/>
+                <w:szCs w:val="20"/>
+              </w:rPr>
+              <w:t xml:space="preserve">c.</w:t>
+            </w:r>
+            <w:r>
+              <w:rPr>
+                <w:rFonts w:ascii="Avenir Next" w:hAnsi="Avenir Next" w:cs="Avenir Next" w:eastAsia="Avenir Next"/>
+                <w:color w:val="1A1A1A"/>
                 <w:sz w:val="20"/>
                 <w:szCs w:val="20"/>
               </w:rPr>
-              <w:t xml:space="preserve">c.</w:t>
+              <w:tab/>
+            </w:r>
+            <w:r>
+              <w:rPr>
+                <w:rFonts w:ascii="Avenir Next" w:hAnsi="Avenir Next" w:cs="Avenir Next" w:eastAsia="Avenir Next"/>
+                <w:color w:val="1A1A1A"/>
+                <w:sz w:val="22"/>
+                <w:szCs w:val="20"/>
+              </w:rPr>
+              <w:t xml:space="preserve">Fabric needed with no floor</w:t>
             </w:r>
             <w:r>
               <w:rPr>
@@ -2864,7 +2886,7 @@
                 <w:sz w:val="20"/>
                 <w:szCs w:val="20"/>
               </w:rPr>
-              <w:tab/>
+              <w:t xml:space="preserve">  </w:t>
             </w:r>
             <w:r>
               <w:rPr>
@@ -2872,24 +2894,6 @@
                 <w:color w:val="1A1A1A"/>
                 <w:sz w:val="20"/>
                 <w:szCs w:val="20"/>
-              </w:rPr>
-              <w:t xml:space="preserve">Fabric needed with no floor</w:t>
-            </w:r>
-            <w:r>
-              <w:rPr>
-                <w:rFonts w:ascii="Avenir Next" w:hAnsi="Avenir Next" w:cs="Avenir Next" w:eastAsia="Avenir Next"/>
-                <w:color w:val="1A1A1A"/>
-                <w:sz w:val="20"/>
-                <w:szCs w:val="20"/>
-              </w:rPr>
-              <w:t xml:space="preserve">  </w:t>
-            </w:r>
-            <w:r>
-              <w:rPr>
-                <w:rFonts w:ascii="Avenir Next" w:hAnsi="Avenir Next" w:cs="Avenir Next" w:eastAsia="Avenir Next"/>
-                <w:color w:val="1A1A1A"/>
-                <w:sz w:val="20"/>
-                <w:szCs w:val="20"/>
                 <w:u w:val="single"/>
               </w:rPr>
               <w:t xml:space="preserve">                </w:t>
@@ -2898,7 +2902,7 @@
               <w:rPr>
                 <w:rFonts w:ascii="Avenir Next" w:hAnsi="Avenir Next" w:cs="Avenir Next" w:eastAsia="Avenir Next"/>
                 <w:color w:val="1A1A1A"/>
-                <w:sz w:val="20"/>
+                <w:sz w:val="22"/>
                 <w:szCs w:val="20"/>
               </w:rPr>
               <w:t xml:space="preserve"> ft²</w:t>
@@ -2906,7 +2910,7 @@
           </w:p>
           <w:p>
             <w:pPr>
-              <w:spacing w:before="0" w:after="0" w:line="60" w:lineRule="auto"/>
+              <w:spacing w:before="0" w:after="0" w:line="50" w:lineRule="exact"/>
             </w:pPr>
           </w:p>
           <w:tbl>
@@ -2964,7 +2968,7 @@
           </w:tbl>
           <w:p>
             <w:pPr>
-              <w:spacing w:before="0" w:after="0" w:line="24" w:lineRule="auto"/>
+              <w:spacing w:before="0" w:after="0" w:line="50" w:lineRule="exact"/>
             </w:pPr>
           </w:p>
         </w:tc>
@@ -2972,11 +2976,12 @@
     </w:tbl>
     <w:p>
       <w:pPr>
-        <w:spacing w:before="0" w:after="0" w:line="20" w:lineRule="exact"/>
+        <w:spacing w:before="0" w:after="0" w:line="50" w:lineRule="exact"/>
       </w:pPr>
     </w:p>
     <w:p>
       <w:pPr>
+        <w:pStyle w:val="Heading2"/>
         <w:keepNext/>
         <w:pBdr>
           <w:bottom w:val="single" w:sz="8" w:space="3" w:color="003A70"/>
@@ -2992,7 +2997,7 @@
           <w:b/>
           <w:color w:val="003A70"/>
           <w:spacing w:val="14"/>
-          <w:sz w:val="19"/>
+          <w:sz w:val="22"/>
           <w:szCs w:val="19"/>
         </w:rPr>
         <w:t xml:space="preserve">FIND THE ERROR</w:t>
@@ -3011,7 +3016,7 @@
           <w:rFonts w:ascii="Avenir Next" w:hAnsi="Avenir Next" w:cs="Avenir Next" w:eastAsia="Avenir Next"/>
           <w:i/>
           <w:color w:val="5A5F66"/>
-          <w:sz w:val="17"/>
+          <w:sz w:val="22"/>
           <w:szCs w:val="17"/>
         </w:rPr>
         <w:t xml:space="preserve">explain the mistake, then fix it</w:t>
@@ -3019,7 +3024,7 @@
     </w:p>
     <w:p>
       <w:pPr>
-        <w:spacing w:before="0" w:after="0" w:line="20" w:lineRule="exact"/>
+        <w:spacing w:before="0" w:after="0" w:line="50" w:lineRule="exact"/>
       </w:pPr>
     </w:p>
     <w:tbl>
@@ -3069,18 +3074,18 @@
                 <w:rFonts w:ascii="Avenir Next" w:hAnsi="Avenir Next" w:cs="Avenir Next" w:eastAsia="Avenir Next"/>
                 <w:b/>
                 <w:color w:val="1A1A1A"/>
+                <w:sz w:val="22"/>
+                <w:szCs w:val="20"/>
+              </w:rPr>
+              <w:t xml:space="preserve">9.</w:t>
+            </w:r>
+            <w:r>
+              <w:rPr>
+                <w:rFonts w:ascii="Avenir Next" w:hAnsi="Avenir Next" w:cs="Avenir Next" w:eastAsia="Avenir Next"/>
+                <w:color w:val="1A1A1A"/>
                 <w:sz w:val="20"/>
                 <w:szCs w:val="20"/>
               </w:rPr>
-              <w:t xml:space="preserve">9.</w:t>
-            </w:r>
-            <w:r>
-              <w:rPr>
-                <w:rFonts w:ascii="Avenir Next" w:hAnsi="Avenir Next" w:cs="Avenir Next" w:eastAsia="Avenir Next"/>
-                <w:color w:val="1A1A1A"/>
-                <w:sz w:val="20"/>
-                <w:szCs w:val="20"/>
-              </w:rPr>
               <w:tab/>
             </w:r>
             <w:r>
@@ -3088,7 +3093,7 @@
                 <w:rFonts w:ascii="Avenir Next" w:hAnsi="Avenir Next" w:cs="Avenir Next" w:eastAsia="Avenir Next"/>
                 <w:b/>
                 <w:color w:val="1A1A1A"/>
-                <w:sz w:val="20"/>
+                <w:sz w:val="22"/>
                 <w:szCs w:val="20"/>
               </w:rPr>
               <w:t xml:space="preserve">Felix’s Work.  </w:t>
@@ -3097,7 +3102,7 @@
               <w:rPr>
                 <w:rFonts w:ascii="Avenir Next" w:hAnsi="Avenir Next" w:cs="Avenir Next" w:eastAsia="Avenir Next"/>
                 <w:color w:val="1A1A1A"/>
-                <w:sz w:val="20"/>
+                <w:sz w:val="22"/>
                 <w:szCs w:val="20"/>
               </w:rPr>
               <w:t xml:space="preserve">A triangular prism is 10 ft long. Each end has a base of 6 ft, a height of 4 ft, and two 5 ft sides. Felix found the rectangles as 6 × 10, 4 × 10, and 4 × 10. Explain the mistake and find the surface area.</w:t>
@@ -3143,7 +3148,7 @@
                 </w:tcPr>
                 <w:p>
                   <w:pPr>
-                    <w:spacing w:before="0" w:after="0" w:line="240" w:lineRule="auto"/>
+                    <w:spacing w:before="0" w:after="0" w:line="50" w:lineRule="exact"/>
                   </w:pPr>
                 </w:p>
               </w:tc>
@@ -3163,7 +3168,7 @@
                 </w:tcPr>
                 <w:p>
                   <w:pPr>
-                    <w:spacing w:before="0" w:after="0" w:line="240" w:lineRule="auto"/>
+                    <w:spacing w:before="0" w:after="0" w:line="50" w:lineRule="exact"/>
                   </w:pPr>
                 </w:p>
               </w:tc>
@@ -3183,7 +3188,7 @@
                 </w:tcPr>
                 <w:p>
                   <w:pPr>
-                    <w:spacing w:before="0" w:after="0" w:line="240" w:lineRule="auto"/>
+                    <w:spacing w:before="0" w:after="0" w:line="50" w:lineRule="exact"/>
                   </w:pPr>
                 </w:p>
               </w:tc>
@@ -3191,7 +3196,7 @@
           </w:tbl>
           <w:p>
             <w:pPr>
-              <w:spacing w:before="0" w:after="0" w:line="24" w:lineRule="auto"/>
+              <w:spacing w:before="0" w:after="0" w:line="50" w:lineRule="exact"/>
             </w:pPr>
           </w:p>
         </w:tc>
@@ -3199,11 +3204,12 @@
     </w:tbl>
     <w:p>
       <w:pPr>
-        <w:spacing w:before="0" w:after="0" w:line="20" w:lineRule="exact"/>
+        <w:spacing w:before="0" w:after="0" w:line="50" w:lineRule="exact"/>
       </w:pPr>
     </w:p>
     <w:p>
       <w:pPr>
+        <w:pStyle w:val="Heading2"/>
         <w:keepNext/>
         <w:pBdr>
           <w:bottom w:val="single" w:sz="8" w:space="3" w:color="003A70"/>
@@ -3219,7 +3225,7 @@
           <w:b/>
           <w:color w:val="003A70"/>
           <w:spacing w:val="14"/>
-          <w:sz w:val="19"/>
+          <w:sz w:val="22"/>
           <w:szCs w:val="19"/>
         </w:rPr>
         <w:t xml:space="preserve">TEST PRACTICE</w:t>
@@ -3238,7 +3244,7 @@
           <w:rFonts w:ascii="Avenir Next" w:hAnsi="Avenir Next" w:cs="Avenir Next" w:eastAsia="Avenir Next"/>
           <w:i/>
           <w:color w:val="5A5F66"/>
-          <w:sz w:val="17"/>
+          <w:sz w:val="22"/>
           <w:szCs w:val="17"/>
         </w:rPr>
         <w:t xml:space="preserve">choose the best answer</w:t>
@@ -3246,7 +3252,7 @@
     </w:p>
     <w:p>
       <w:pPr>
-        <w:spacing w:before="0" w:after="0" w:line="20" w:lineRule="exact"/>
+        <w:spacing w:before="0" w:after="0" w:line="50" w:lineRule="exact"/>
       </w:pPr>
     </w:p>
     <w:tbl>
@@ -3296,25 +3302,25 @@
                 <w:rFonts w:ascii="Avenir Next" w:hAnsi="Avenir Next" w:cs="Avenir Next" w:eastAsia="Avenir Next"/>
                 <w:b/>
                 <w:color w:val="1A1A1A"/>
+                <w:sz w:val="22"/>
+                <w:szCs w:val="20"/>
+              </w:rPr>
+              <w:t xml:space="preserve">10.</w:t>
+            </w:r>
+            <w:r>
+              <w:rPr>
+                <w:rFonts w:ascii="Avenir Next" w:hAnsi="Avenir Next" w:cs="Avenir Next" w:eastAsia="Avenir Next"/>
+                <w:color w:val="1A1A1A"/>
                 <w:sz w:val="20"/>
                 <w:szCs w:val="20"/>
               </w:rPr>
-              <w:t xml:space="preserve">10.</w:t>
-            </w:r>
-            <w:r>
-              <w:rPr>
-                <w:rFonts w:ascii="Avenir Next" w:hAnsi="Avenir Next" w:cs="Avenir Next" w:eastAsia="Avenir Next"/>
-                <w:color w:val="1A1A1A"/>
-                <w:sz w:val="20"/>
-                <w:szCs w:val="20"/>
-              </w:rPr>
               <w:tab/>
             </w:r>
             <w:r>
               <w:rPr>
                 <w:rFonts w:ascii="Avenir Next" w:hAnsi="Avenir Next" w:cs="Avenir Next" w:eastAsia="Avenir Next"/>
                 <w:color w:val="1A1A1A"/>
-                <w:sz w:val="20"/>
+                <w:sz w:val="22"/>
                 <w:szCs w:val="20"/>
               </w:rPr>
               <w:t xml:space="preserve">How many faces does a triangular prism have in all?</w:t>
@@ -3370,25 +3376,25 @@
                       <w:rFonts w:ascii="Avenir Next" w:hAnsi="Avenir Next" w:cs="Avenir Next" w:eastAsia="Avenir Next"/>
                       <w:b/>
                       <w:color w:val="003A70"/>
+                      <w:sz w:val="22"/>
+                      <w:szCs w:val="19"/>
+                    </w:rPr>
+                    <w:t xml:space="preserve">A</w:t>
+                  </w:r>
+                  <w:r>
+                    <w:rPr>
+                      <w:rFonts w:ascii="Avenir Next" w:hAnsi="Avenir Next" w:cs="Avenir Next" w:eastAsia="Avenir Next"/>
+                      <w:color w:val="1A1A1A"/>
                       <w:sz w:val="19"/>
                       <w:szCs w:val="19"/>
                     </w:rPr>
-                    <w:t xml:space="preserve">A</w:t>
-                  </w:r>
-                  <w:r>
-                    <w:rPr>
-                      <w:rFonts w:ascii="Avenir Next" w:hAnsi="Avenir Next" w:cs="Avenir Next" w:eastAsia="Avenir Next"/>
-                      <w:color w:val="1A1A1A"/>
-                      <w:sz w:val="19"/>
-                      <w:szCs w:val="19"/>
-                    </w:rPr>
                     <w:tab/>
                   </w:r>
                   <w:r>
                     <w:rPr>
                       <w:rFonts w:ascii="Avenir Next" w:hAnsi="Avenir Next" w:cs="Avenir Next" w:eastAsia="Avenir Next"/>
                       <w:color w:val="1A1A1A"/>
-                      <w:sz w:val="19"/>
+                      <w:sz w:val="22"/>
                       <w:szCs w:val="19"/>
                     </w:rPr>
                     <w:t xml:space="preserve">3</w:t>
@@ -3413,25 +3419,25 @@
                       <w:rFonts w:ascii="Avenir Next" w:hAnsi="Avenir Next" w:cs="Avenir Next" w:eastAsia="Avenir Next"/>
                       <w:b/>
                       <w:color w:val="003A70"/>
+                      <w:sz w:val="22"/>
+                      <w:szCs w:val="19"/>
+                    </w:rPr>
+                    <w:t xml:space="preserve">B</w:t>
+                  </w:r>
+                  <w:r>
+                    <w:rPr>
+                      <w:rFonts w:ascii="Avenir Next" w:hAnsi="Avenir Next" w:cs="Avenir Next" w:eastAsia="Avenir Next"/>
+                      <w:color w:val="1A1A1A"/>
                       <w:sz w:val="19"/>
                       <w:szCs w:val="19"/>
                     </w:rPr>
-                    <w:t xml:space="preserve">B</w:t>
-                  </w:r>
-                  <w:r>
-                    <w:rPr>
-                      <w:rFonts w:ascii="Avenir Next" w:hAnsi="Avenir Next" w:cs="Avenir Next" w:eastAsia="Avenir Next"/>
-                      <w:color w:val="1A1A1A"/>
-                      <w:sz w:val="19"/>
-                      <w:szCs w:val="19"/>
-                    </w:rPr>
                     <w:tab/>
                   </w:r>
                   <w:r>
                     <w:rPr>
                       <w:rFonts w:ascii="Avenir Next" w:hAnsi="Avenir Next" w:cs="Avenir Next" w:eastAsia="Avenir Next"/>
                       <w:color w:val="1A1A1A"/>
-                      <w:sz w:val="19"/>
+                      <w:sz w:val="22"/>
                       <w:szCs w:val="19"/>
                     </w:rPr>
                     <w:t xml:space="preserve">5</w:t>
@@ -3456,25 +3462,25 @@
                       <w:rFonts w:ascii="Avenir Next" w:hAnsi="Avenir Next" w:cs="Avenir Next" w:eastAsia="Avenir Next"/>
                       <w:b/>
                       <w:color w:val="003A70"/>
+                      <w:sz w:val="22"/>
+                      <w:szCs w:val="19"/>
+                    </w:rPr>
+                    <w:t xml:space="preserve">C</w:t>
+                  </w:r>
+                  <w:r>
+                    <w:rPr>
+                      <w:rFonts w:ascii="Avenir Next" w:hAnsi="Avenir Next" w:cs="Avenir Next" w:eastAsia="Avenir Next"/>
+                      <w:color w:val="1A1A1A"/>
                       <w:sz w:val="19"/>
                       <w:szCs w:val="19"/>
                     </w:rPr>
-                    <w:t xml:space="preserve">C</w:t>
-                  </w:r>
-                  <w:r>
-                    <w:rPr>
-                      <w:rFonts w:ascii="Avenir Next" w:hAnsi="Avenir Next" w:cs="Avenir Next" w:eastAsia="Avenir Next"/>
-                      <w:color w:val="1A1A1A"/>
-                      <w:sz w:val="19"/>
-                      <w:szCs w:val="19"/>
-                    </w:rPr>
                     <w:tab/>
                   </w:r>
                   <w:r>
                     <w:rPr>
                       <w:rFonts w:ascii="Avenir Next" w:hAnsi="Avenir Next" w:cs="Avenir Next" w:eastAsia="Avenir Next"/>
                       <w:color w:val="1A1A1A"/>
-                      <w:sz w:val="19"/>
+                      <w:sz w:val="22"/>
                       <w:szCs w:val="19"/>
                     </w:rPr>
                     <w:t xml:space="preserve">6</w:t>
@@ -3499,25 +3505,25 @@
                       <w:rFonts w:ascii="Avenir Next" w:hAnsi="Avenir Next" w:cs="Avenir Next" w:eastAsia="Avenir Next"/>
                       <w:b/>
                       <w:color w:val="003A70"/>
+                      <w:sz w:val="22"/>
+                      <w:szCs w:val="19"/>
+                    </w:rPr>
+                    <w:t xml:space="preserve">D</w:t>
+                  </w:r>
+                  <w:r>
+                    <w:rPr>
+                      <w:rFonts w:ascii="Avenir Next" w:hAnsi="Avenir Next" w:cs="Avenir Next" w:eastAsia="Avenir Next"/>
+                      <w:color w:val="1A1A1A"/>
                       <w:sz w:val="19"/>
                       <w:szCs w:val="19"/>
                     </w:rPr>
-                    <w:t xml:space="preserve">D</w:t>
-                  </w:r>
-                  <w:r>
-                    <w:rPr>
-                      <w:rFonts w:ascii="Avenir Next" w:hAnsi="Avenir Next" w:cs="Avenir Next" w:eastAsia="Avenir Next"/>
-                      <w:color w:val="1A1A1A"/>
-                      <w:sz w:val="19"/>
-                      <w:szCs w:val="19"/>
-                    </w:rPr>
                     <w:tab/>
                   </w:r>
                   <w:r>
                     <w:rPr>
                       <w:rFonts w:ascii="Avenir Next" w:hAnsi="Avenir Next" w:cs="Avenir Next" w:eastAsia="Avenir Next"/>
                       <w:color w:val="1A1A1A"/>
-                      <w:sz w:val="19"/>
+                      <w:sz w:val="22"/>
                       <w:szCs w:val="19"/>
                     </w:rPr>
                     <w:t xml:space="preserve">9</w:t>
@@ -3528,7 +3534,7 @@
           </w:tbl>
           <w:p>
             <w:pPr>
-              <w:spacing w:before="0" w:after="0" w:line="24" w:lineRule="auto"/>
+              <w:spacing w:before="0" w:after="0" w:line="50" w:lineRule="exact"/>
             </w:pPr>
           </w:p>
         </w:tc>
@@ -3536,12 +3542,12 @@
     </w:tbl>
     <w:p>
       <w:pPr>
-        <w:spacing w:before="0" w:after="0" w:line="20" w:lineRule="exact"/>
+        <w:spacing w:before="0" w:after="0" w:line="50" w:lineRule="exact"/>
       </w:pPr>
     </w:p>
     <w:p>
       <w:pPr>
-        <w:spacing w:before="0" w:after="0" w:line="20" w:lineRule="exact"/>
+        <w:spacing w:before="0" w:after="0" w:line="50" w:lineRule="exact"/>
       </w:pPr>
     </w:p>
     <w:tbl>
@@ -3591,25 +3597,25 @@
                 <w:rFonts w:ascii="Avenir Next" w:hAnsi="Avenir Next" w:cs="Avenir Next" w:eastAsia="Avenir Next"/>
                 <w:b/>
                 <w:color w:val="1A1A1A"/>
+                <w:sz w:val="22"/>
+                <w:szCs w:val="20"/>
+              </w:rPr>
+              <w:t xml:space="preserve">11.</w:t>
+            </w:r>
+            <w:r>
+              <w:rPr>
+                <w:rFonts w:ascii="Avenir Next" w:hAnsi="Avenir Next" w:cs="Avenir Next" w:eastAsia="Avenir Next"/>
+                <w:color w:val="1A1A1A"/>
                 <w:sz w:val="20"/>
                 <w:szCs w:val="20"/>
               </w:rPr>
-              <w:t xml:space="preserve">11.</w:t>
-            </w:r>
-            <w:r>
-              <w:rPr>
-                <w:rFonts w:ascii="Avenir Next" w:hAnsi="Avenir Next" w:cs="Avenir Next" w:eastAsia="Avenir Next"/>
-                <w:color w:val="1A1A1A"/>
-                <w:sz w:val="20"/>
-                <w:szCs w:val="20"/>
-              </w:rPr>
               <w:tab/>
             </w:r>
             <w:r>
               <w:rPr>
                 <w:rFonts w:ascii="Avenir Next" w:hAnsi="Avenir Next" w:cs="Avenir Next" w:eastAsia="Avenir Next"/>
                 <w:color w:val="1A1A1A"/>
-                <w:sz w:val="20"/>
+                <w:sz w:val="22"/>
                 <w:szCs w:val="20"/>
               </w:rPr>
               <w:t xml:space="preserve">All three rectangles in a triangular prism’s net share one side length: the —</w:t>
@@ -3663,25 +3669,25 @@
                       <w:rFonts w:ascii="Avenir Next" w:hAnsi="Avenir Next" w:cs="Avenir Next" w:eastAsia="Avenir Next"/>
                       <w:b/>
                       <w:color w:val="003A70"/>
+                      <w:sz w:val="22"/>
+                      <w:szCs w:val="19"/>
+                    </w:rPr>
+                    <w:t xml:space="preserve">A</w:t>
+                  </w:r>
+                  <w:r>
+                    <w:rPr>
+                      <w:rFonts w:ascii="Avenir Next" w:hAnsi="Avenir Next" w:cs="Avenir Next" w:eastAsia="Avenir Next"/>
+                      <w:color w:val="1A1A1A"/>
                       <w:sz w:val="19"/>
                       <w:szCs w:val="19"/>
                     </w:rPr>
-                    <w:t xml:space="preserve">A</w:t>
-                  </w:r>
-                  <w:r>
-                    <w:rPr>
-                      <w:rFonts w:ascii="Avenir Next" w:hAnsi="Avenir Next" w:cs="Avenir Next" w:eastAsia="Avenir Next"/>
-                      <w:color w:val="1A1A1A"/>
-                      <w:sz w:val="19"/>
-                      <w:szCs w:val="19"/>
-                    </w:rPr>
                     <w:tab/>
                   </w:r>
                   <w:r>
                     <w:rPr>
                       <w:rFonts w:ascii="Avenir Next" w:hAnsi="Avenir Next" w:cs="Avenir Next" w:eastAsia="Avenir Next"/>
                       <w:color w:val="1A1A1A"/>
-                      <w:sz w:val="19"/>
+                      <w:sz w:val="22"/>
                       <w:szCs w:val="19"/>
                     </w:rPr>
                     <w:t xml:space="preserve">triangle’s height</w:t>
@@ -3706,25 +3712,25 @@
                       <w:rFonts w:ascii="Avenir Next" w:hAnsi="Avenir Next" w:cs="Avenir Next" w:eastAsia="Avenir Next"/>
                       <w:b/>
                       <w:color w:val="003A70"/>
+                      <w:sz w:val="22"/>
+                      <w:szCs w:val="19"/>
+                    </w:rPr>
+                    <w:t xml:space="preserve">B</w:t>
+                  </w:r>
+                  <w:r>
+                    <w:rPr>
+                      <w:rFonts w:ascii="Avenir Next" w:hAnsi="Avenir Next" w:cs="Avenir Next" w:eastAsia="Avenir Next"/>
+                      <w:color w:val="1A1A1A"/>
                       <w:sz w:val="19"/>
                       <w:szCs w:val="19"/>
                     </w:rPr>
-                    <w:t xml:space="preserve">B</w:t>
-                  </w:r>
-                  <w:r>
-                    <w:rPr>
-                      <w:rFonts w:ascii="Avenir Next" w:hAnsi="Avenir Next" w:cs="Avenir Next" w:eastAsia="Avenir Next"/>
-                      <w:color w:val="1A1A1A"/>
-                      <w:sz w:val="19"/>
-                      <w:szCs w:val="19"/>
-                    </w:rPr>
                     <w:tab/>
                   </w:r>
                   <w:r>
                     <w:rPr>
                       <w:rFonts w:ascii="Avenir Next" w:hAnsi="Avenir Next" w:cs="Avenir Next" w:eastAsia="Avenir Next"/>
                       <w:color w:val="1A1A1A"/>
-                      <w:sz w:val="19"/>
+                      <w:sz w:val="22"/>
                       <w:szCs w:val="19"/>
                     </w:rPr>
                     <w:t xml:space="preserve">prism’s length</w:t>
@@ -3754,25 +3760,25 @@
                       <w:rFonts w:ascii="Avenir Next" w:hAnsi="Avenir Next" w:cs="Avenir Next" w:eastAsia="Avenir Next"/>
                       <w:b/>
                       <w:color w:val="003A70"/>
+                      <w:sz w:val="22"/>
+                      <w:szCs w:val="19"/>
+                    </w:rPr>
+                    <w:t xml:space="preserve">C</w:t>
+                  </w:r>
+                  <w:r>
+                    <w:rPr>
+                      <w:rFonts w:ascii="Avenir Next" w:hAnsi="Avenir Next" w:cs="Avenir Next" w:eastAsia="Avenir Next"/>
+                      <w:color w:val="1A1A1A"/>
                       <w:sz w:val="19"/>
                       <w:szCs w:val="19"/>
                     </w:rPr>
-                    <w:t xml:space="preserve">C</w:t>
-                  </w:r>
-                  <w:r>
-                    <w:rPr>
-                      <w:rFonts w:ascii="Avenir Next" w:hAnsi="Avenir Next" w:cs="Avenir Next" w:eastAsia="Avenir Next"/>
-                      <w:color w:val="1A1A1A"/>
-                      <w:sz w:val="19"/>
-                      <w:szCs w:val="19"/>
-                    </w:rPr>
                     <w:tab/>
                   </w:r>
                   <w:r>
                     <w:rPr>
                       <w:rFonts w:ascii="Avenir Next" w:hAnsi="Avenir Next" w:cs="Avenir Next" w:eastAsia="Avenir Next"/>
                       <w:color w:val="1A1A1A"/>
-                      <w:sz w:val="19"/>
+                      <w:sz w:val="22"/>
                       <w:szCs w:val="19"/>
                     </w:rPr>
                     <w:t xml:space="preserve">triangle’s base</w:t>
@@ -3797,25 +3803,25 @@
                       <w:rFonts w:ascii="Avenir Next" w:hAnsi="Avenir Next" w:cs="Avenir Next" w:eastAsia="Avenir Next"/>
                       <w:b/>
                       <w:color w:val="003A70"/>
+                      <w:sz w:val="22"/>
+                      <w:szCs w:val="19"/>
+                    </w:rPr>
+                    <w:t xml:space="preserve">D</w:t>
+                  </w:r>
+                  <w:r>
+                    <w:rPr>
+                      <w:rFonts w:ascii="Avenir Next" w:hAnsi="Avenir Next" w:cs="Avenir Next" w:eastAsia="Avenir Next"/>
+                      <w:color w:val="1A1A1A"/>
                       <w:sz w:val="19"/>
                       <w:szCs w:val="19"/>
                     </w:rPr>
-                    <w:t xml:space="preserve">D</w:t>
-                  </w:r>
-                  <w:r>
-                    <w:rPr>
-                      <w:rFonts w:ascii="Avenir Next" w:hAnsi="Avenir Next" w:cs="Avenir Next" w:eastAsia="Avenir Next"/>
-                      <w:color w:val="1A1A1A"/>
-                      <w:sz w:val="19"/>
-                      <w:szCs w:val="19"/>
-                    </w:rPr>
                     <w:tab/>
                   </w:r>
                   <w:r>
                     <w:rPr>
                       <w:rFonts w:ascii="Avenir Next" w:hAnsi="Avenir Next" w:cs="Avenir Next" w:eastAsia="Avenir Next"/>
                       <w:color w:val="1A1A1A"/>
-                      <w:sz w:val="19"/>
+                      <w:sz w:val="22"/>
                       <w:szCs w:val="19"/>
                     </w:rPr>
                     <w:t xml:space="preserve">slanted side</w:t>
@@ -3826,7 +3832,7 @@
           </w:tbl>
           <w:p>
             <w:pPr>
-              <w:spacing w:before="0" w:after="0" w:line="24" w:lineRule="auto"/>
+              <w:spacing w:before="0" w:after="0" w:line="50" w:lineRule="exact"/>
             </w:pPr>
           </w:p>
         </w:tc>
@@ -3834,11 +3840,12 @@
     </w:tbl>
     <w:p>
       <w:pPr>
-        <w:spacing w:before="0" w:after="0" w:line="20" w:lineRule="exact"/>
+        <w:spacing w:before="0" w:after="0" w:line="50" w:lineRule="exact"/>
       </w:pPr>
     </w:p>
     <w:p>
       <w:pPr>
+        <w:pStyle w:val="Heading2"/>
         <w:keepNext/>
         <w:pBdr>
           <w:bottom w:val="single" w:sz="8" w:space="3" w:color="003A70"/>
@@ -3854,7 +3861,7 @@
           <w:b/>
           <w:color w:val="003A70"/>
           <w:spacing w:val="14"/>
-          <w:sz w:val="19"/>
+          <w:sz w:val="22"/>
           <w:szCs w:val="19"/>
         </w:rPr>
         <w:t xml:space="preserve">SELF-CHECK CODE</w:t>
@@ -3873,7 +3880,7 @@
           <w:rFonts w:ascii="Avenir Next" w:hAnsi="Avenir Next" w:cs="Avenir Next" w:eastAsia="Avenir Next"/>
           <w:i/>
           <w:color w:val="5A5F66"/>
-          <w:sz w:val="17"/>
+          <w:sz w:val="22"/>
           <w:szCs w:val="17"/>
         </w:rPr>
         <w:t xml:space="preserve">find your answer · copy its letter into that problem’s box · spell a math word</w:t>
@@ -3932,7 +3939,7 @@
                 <w:rFonts w:ascii="Avenir Next" w:hAnsi="Avenir Next" w:cs="Avenir Next" w:eastAsia="Avenir Next"/>
                 <w:b/>
                 <w:color w:val="1A1A1A"/>
-                <w:sz w:val="18"/>
+                <w:sz w:val="22"/>
                 <w:szCs w:val="18"/>
               </w:rPr>
               <w:t xml:space="preserve">520</w:t>
@@ -3948,7 +3955,7 @@
                 <w:rFonts w:ascii="Avenir Next" w:hAnsi="Avenir Next" w:cs="Avenir Next" w:eastAsia="Avenir Next"/>
                 <w:b/>
                 <w:color w:val="003A70"/>
-                <w:sz w:val="18"/>
+                <w:sz w:val="22"/>
                 <w:szCs w:val="18"/>
               </w:rPr>
               <w:t xml:space="preserve">O</w:t>
@@ -3971,7 +3978,7 @@
                 <w:rFonts w:ascii="Avenir Next" w:hAnsi="Avenir Next" w:cs="Avenir Next" w:eastAsia="Avenir Next"/>
                 <w:b/>
                 <w:color w:val="1A1A1A"/>
-                <w:sz w:val="18"/>
+                <w:sz w:val="22"/>
                 <w:szCs w:val="18"/>
               </w:rPr>
               <w:t xml:space="preserve">216</w:t>
@@ -3987,7 +3994,7 @@
                 <w:rFonts w:ascii="Avenir Next" w:hAnsi="Avenir Next" w:cs="Avenir Next" w:eastAsia="Avenir Next"/>
                 <w:b/>
                 <w:color w:val="003A70"/>
-                <w:sz w:val="18"/>
+                <w:sz w:val="22"/>
                 <w:szCs w:val="18"/>
               </w:rPr>
               <w:t xml:space="preserve">N</w:t>
@@ -4010,7 +4017,7 @@
                 <w:rFonts w:ascii="Avenir Next" w:hAnsi="Avenir Next" w:cs="Avenir Next" w:eastAsia="Avenir Next"/>
                 <w:b/>
                 <w:color w:val="1A1A1A"/>
-                <w:sz w:val="18"/>
+                <w:sz w:val="22"/>
                 <w:szCs w:val="18"/>
               </w:rPr>
               <w:t xml:space="preserve">516</w:t>
@@ -4026,7 +4033,7 @@
                 <w:rFonts w:ascii="Avenir Next" w:hAnsi="Avenir Next" w:cs="Avenir Next" w:eastAsia="Avenir Next"/>
                 <w:b/>
                 <w:color w:val="003A70"/>
-                <w:sz w:val="18"/>
+                <w:sz w:val="22"/>
                 <w:szCs w:val="18"/>
               </w:rPr>
               <w:t xml:space="preserve">Z</w:t>
@@ -4049,7 +4056,7 @@
                 <w:rFonts w:ascii="Avenir Next" w:hAnsi="Avenir Next" w:cs="Avenir Next" w:eastAsia="Avenir Next"/>
                 <w:b/>
                 <w:color w:val="1A1A1A"/>
-                <w:sz w:val="18"/>
+                <w:sz w:val="22"/>
                 <w:szCs w:val="18"/>
               </w:rPr>
               <w:t xml:space="preserve">120</w:t>
@@ -4065,7 +4072,7 @@
                 <w:rFonts w:ascii="Avenir Next" w:hAnsi="Avenir Next" w:cs="Avenir Next" w:eastAsia="Avenir Next"/>
                 <w:b/>
                 <w:color w:val="003A70"/>
-                <w:sz w:val="18"/>
+                <w:sz w:val="22"/>
                 <w:szCs w:val="18"/>
               </w:rPr>
               <w:t xml:space="preserve">E</w:t>
@@ -4088,7 +4095,7 @@
                 <w:rFonts w:ascii="Avenir Next" w:hAnsi="Avenir Next" w:cs="Avenir Next" w:eastAsia="Avenir Next"/>
                 <w:b/>
                 <w:color w:val="1A1A1A"/>
-                <w:sz w:val="18"/>
+                <w:sz w:val="22"/>
                 <w:szCs w:val="18"/>
               </w:rPr>
               <w:t xml:space="preserve">1,472</w:t>
@@ -4104,7 +4111,7 @@
                 <w:rFonts w:ascii="Avenir Next" w:hAnsi="Avenir Next" w:cs="Avenir Next" w:eastAsia="Avenir Next"/>
                 <w:b/>
                 <w:color w:val="003A70"/>
-                <w:sz w:val="18"/>
+                <w:sz w:val="22"/>
                 <w:szCs w:val="18"/>
               </w:rPr>
               <w:t xml:space="preserve">Q</w:t>
@@ -4127,7 +4134,7 @@
                 <w:rFonts w:ascii="Avenir Next" w:hAnsi="Avenir Next" w:cs="Avenir Next" w:eastAsia="Avenir Next"/>
                 <w:b/>
                 <w:color w:val="1A1A1A"/>
-                <w:sz w:val="18"/>
+                <w:sz w:val="22"/>
                 <w:szCs w:val="18"/>
               </w:rPr>
               <w:t xml:space="preserve">636</w:t>
@@ -4143,7 +4150,7 @@
                 <w:rFonts w:ascii="Avenir Next" w:hAnsi="Avenir Next" w:cs="Avenir Next" w:eastAsia="Avenir Next"/>
                 <w:b/>
                 <w:color w:val="003A70"/>
-                <w:sz w:val="18"/>
+                <w:sz w:val="22"/>
                 <w:szCs w:val="18"/>
               </w:rPr>
               <w:t xml:space="preserve">C</w:t>
@@ -4166,7 +4173,7 @@
                 <w:rFonts w:ascii="Avenir Next" w:hAnsi="Avenir Next" w:cs="Avenir Next" w:eastAsia="Avenir Next"/>
                 <w:b/>
                 <w:color w:val="1A1A1A"/>
-                <w:sz w:val="18"/>
+                <w:sz w:val="22"/>
                 <w:szCs w:val="18"/>
               </w:rPr>
               <w:t xml:space="preserve">168</w:t>
@@ -4182,7 +4189,7 @@
                 <w:rFonts w:ascii="Avenir Next" w:hAnsi="Avenir Next" w:cs="Avenir Next" w:eastAsia="Avenir Next"/>
                 <w:b/>
                 <w:color w:val="003A70"/>
-                <w:sz w:val="18"/>
+                <w:sz w:val="22"/>
                 <w:szCs w:val="18"/>
               </w:rPr>
               <w:t xml:space="preserve">V</w:t>
@@ -4205,7 +4212,7 @@
                 <w:rFonts w:ascii="Avenir Next" w:hAnsi="Avenir Next" w:cs="Avenir Next" w:eastAsia="Avenir Next"/>
                 <w:b/>
                 <w:color w:val="1A1A1A"/>
-                <w:sz w:val="18"/>
+                <w:sz w:val="22"/>
                 <w:szCs w:val="18"/>
               </w:rPr>
               <w:t xml:space="preserve">144</w:t>
@@ -4221,7 +4228,7 @@
                 <w:rFonts w:ascii="Avenir Next" w:hAnsi="Avenir Next" w:cs="Avenir Next" w:eastAsia="Avenir Next"/>
                 <w:b/>
                 <w:color w:val="003A70"/>
-                <w:sz w:val="18"/>
+                <w:sz w:val="22"/>
                 <w:szCs w:val="18"/>
               </w:rPr>
               <w:t xml:space="preserve">G</w:t>
@@ -4244,7 +4251,7 @@
                 <w:rFonts w:ascii="Avenir Next" w:hAnsi="Avenir Next" w:cs="Avenir Next" w:eastAsia="Avenir Next"/>
                 <w:b/>
                 <w:color w:val="1A1A1A"/>
-                <w:sz w:val="18"/>
+                <w:sz w:val="22"/>
                 <w:szCs w:val="18"/>
               </w:rPr>
               <w:t xml:space="preserve">1,664</w:t>
@@ -4260,7 +4267,7 @@
                 <w:rFonts w:ascii="Avenir Next" w:hAnsi="Avenir Next" w:cs="Avenir Next" w:eastAsia="Avenir Next"/>
                 <w:b/>
                 <w:color w:val="003A70"/>
-                <w:sz w:val="18"/>
+                <w:sz w:val="22"/>
                 <w:szCs w:val="18"/>
               </w:rPr>
               <w:t xml:space="preserve">R</w:t>
@@ -4283,7 +4290,7 @@
                 <w:rFonts w:ascii="Avenir Next" w:hAnsi="Avenir Next" w:cs="Avenir Next" w:eastAsia="Avenir Next"/>
                 <w:b/>
                 <w:color w:val="1A1A1A"/>
-                <w:sz w:val="18"/>
+                <w:sz w:val="22"/>
                 <w:szCs w:val="18"/>
               </w:rPr>
               <w:t xml:space="preserve">480</w:t>
@@ -4299,7 +4306,7 @@
                 <w:rFonts w:ascii="Avenir Next" w:hAnsi="Avenir Next" w:cs="Avenir Next" w:eastAsia="Avenir Next"/>
                 <w:b/>
                 <w:color w:val="003A70"/>
-                <w:sz w:val="18"/>
+                <w:sz w:val="22"/>
                 <w:szCs w:val="18"/>
               </w:rPr>
               <w:t xml:space="preserve">I</w:t>
@@ -4310,7 +4317,7 @@
     </w:tbl>
     <w:p>
       <w:pPr>
-        <w:spacing w:before="0" w:after="0" w:line="60" w:lineRule="auto"/>
+        <w:spacing w:before="0" w:after="0" w:line="50" w:lineRule="exact"/>
       </w:pPr>
     </w:p>
     <w:tbl>
@@ -4521,7 +4528,7 @@
     </w:tbl>
     <w:p>
       <w:pPr>
-        <w:spacing w:before="0" w:after="0" w:line="40" w:lineRule="auto"/>
+        <w:spacing w:before="0" w:after="0" w:line="50" w:lineRule="exact"/>
       </w:pPr>
     </w:p>
     <w:tbl>
@@ -4563,6 +4570,7 @@
           </w:tcPr>
           <w:p>
             <w:pPr>
+              <w:pStyle w:val="Heading2"/>
               <w:spacing w:before="0" w:after="0" w:line="240" w:lineRule="auto"/>
             </w:pPr>
             <w:r>
@@ -4600,7 +4608,7 @@
               <w:rPr>
                 <w:rFonts w:ascii="Avenir Next" w:hAnsi="Avenir Next" w:cs="Avenir Next" w:eastAsia="Avenir Next"/>
                 <w:color w:val="1A1A1A"/>
-                <w:sz w:val="17"/>
+                <w:sz w:val="22"/>
                 <w:szCs w:val="17"/>
               </w:rPr>
               <w:t xml:space="preserve">  I can do this on my own</w:t>
@@ -4629,7 +4637,7 @@
               <w:rPr>
                 <w:rFonts w:ascii="Avenir Next" w:hAnsi="Avenir Next" w:cs="Avenir Next" w:eastAsia="Avenir Next"/>
                 <w:color w:val="1A1A1A"/>
-                <w:sz w:val="17"/>
+                <w:sz w:val="22"/>
                 <w:szCs w:val="17"/>
               </w:rPr>
               <w:t xml:space="preserve">  I need a little help</w:t>
@@ -4658,7 +4666,7 @@
               <w:rPr>
                 <w:rFonts w:ascii="Avenir Next" w:hAnsi="Avenir Next" w:cs="Avenir Next" w:eastAsia="Avenir Next"/>
                 <w:color w:val="1A1A1A"/>
-                <w:sz w:val="17"/>
+                <w:sz w:val="22"/>
                 <w:szCs w:val="17"/>
               </w:rPr>
               <w:t xml:space="preserve">  I have a question about #</w:t>
@@ -4679,7 +4687,7 @@
     </w:tbl>
     <w:p>
       <w:pPr>
-        <w:spacing w:before="0" w:after="0" w:line="20" w:lineRule="exact"/>
+        <w:spacing w:before="0" w:after="0" w:line="50" w:lineRule="exact"/>
       </w:pPr>
     </w:p>
     <w:sectPr>
@@ -4765,7 +4773,106 @@
               <w:sz w:val="15"/>
               <w:szCs w:val="15"/>
             </w:rPr>
-            <w:t xml:space="preserve">Lesson 5-7  ·  Session 2  ·  Practice Form B</w:t>
+            <w:t xml:space="preserve">5-7 · Page </w:t>
+          </w:r>
+          <w:r>
+            <w:rPr>
+              <w:rFonts w:ascii="Avenir Next" w:hAnsi="Avenir Next" w:cs="Avenir Next" w:eastAsia="Avenir Next"/>
+              <w:color w:val="5A5F66"/>
+              <w:sz w:val="15"/>
+              <w:szCs w:val="15"/>
+            </w:rPr>
+            <w:fldChar w:fldCharType="begin"/>
+          </w:r>
+          <w:r>
+            <w:rPr>
+              <w:rFonts w:ascii="Avenir Next" w:hAnsi="Avenir Next" w:cs="Avenir Next" w:eastAsia="Avenir Next"/>
+              <w:color w:val="5A5F66"/>
+              <w:sz w:val="15"/>
+              <w:szCs w:val="15"/>
+            </w:rPr>
+            <w:instrText xml:space="preserve"> PAGE </w:instrText>
+          </w:r>
+          <w:r>
+            <w:rPr>
+              <w:rFonts w:ascii="Avenir Next" w:hAnsi="Avenir Next" w:cs="Avenir Next" w:eastAsia="Avenir Next"/>
+              <w:color w:val="5A5F66"/>
+              <w:sz w:val="15"/>
+              <w:szCs w:val="15"/>
+            </w:rPr>
+            <w:fldChar w:fldCharType="separate"/>
+          </w:r>
+          <w:r>
+            <w:rPr>
+              <w:rFonts w:ascii="Avenir Next" w:hAnsi="Avenir Next" w:cs="Avenir Next" w:eastAsia="Avenir Next"/>
+              <w:color w:val="5A5F66"/>
+              <w:sz w:val="15"/>
+              <w:szCs w:val="15"/>
+            </w:rPr>
+            <w:t xml:space="preserve">1</w:t>
+          </w:r>
+          <w:r>
+            <w:rPr>
+              <w:rFonts w:ascii="Avenir Next" w:hAnsi="Avenir Next" w:cs="Avenir Next" w:eastAsia="Avenir Next"/>
+              <w:color w:val="5A5F66"/>
+              <w:sz w:val="15"/>
+              <w:szCs w:val="15"/>
+            </w:rPr>
+            <w:fldChar w:fldCharType="end"/>
+          </w:r>
+          <w:r>
+            <w:rPr>
+              <w:rFonts w:ascii="Avenir Next" w:hAnsi="Avenir Next" w:cs="Avenir Next" w:eastAsia="Avenir Next"/>
+              <w:color w:val="5A5F66"/>
+              <w:sz w:val="15"/>
+              <w:szCs w:val="15"/>
+            </w:rPr>
+            <w:t xml:space="preserve"> of </w:t>
+          </w:r>
+          <w:r>
+            <w:rPr>
+              <w:rFonts w:ascii="Avenir Next" w:hAnsi="Avenir Next" w:cs="Avenir Next" w:eastAsia="Avenir Next"/>
+              <w:color w:val="5A5F66"/>
+              <w:sz w:val="15"/>
+              <w:szCs w:val="15"/>
+            </w:rPr>
+            <w:fldChar w:fldCharType="begin"/>
+          </w:r>
+          <w:r>
+            <w:rPr>
+              <w:rFonts w:ascii="Avenir Next" w:hAnsi="Avenir Next" w:cs="Avenir Next" w:eastAsia="Avenir Next"/>
+              <w:color w:val="5A5F66"/>
+              <w:sz w:val="15"/>
+              <w:szCs w:val="15"/>
+            </w:rPr>
+            <w:instrText xml:space="preserve"> NUMPAGES </w:instrText>
+          </w:r>
+          <w:r>
+            <w:rPr>
+              <w:rFonts w:ascii="Avenir Next" w:hAnsi="Avenir Next" w:cs="Avenir Next" w:eastAsia="Avenir Next"/>
+              <w:color w:val="5A5F66"/>
+              <w:sz w:val="15"/>
+              <w:szCs w:val="15"/>
+            </w:rPr>
+            <w:fldChar w:fldCharType="separate"/>
+          </w:r>
+          <w:r>
+            <w:rPr>
+              <w:rFonts w:ascii="Avenir Next" w:hAnsi="Avenir Next" w:cs="Avenir Next" w:eastAsia="Avenir Next"/>
+              <w:color w:val="5A5F66"/>
+              <w:sz w:val="15"/>
+              <w:szCs w:val="15"/>
+            </w:rPr>
+            <w:t xml:space="preserve">1</w:t>
+          </w:r>
+          <w:r>
+            <w:rPr>
+              <w:rFonts w:ascii="Avenir Next" w:hAnsi="Avenir Next" w:cs="Avenir Next" w:eastAsia="Avenir Next"/>
+              <w:color w:val="5A5F66"/>
+              <w:sz w:val="15"/>
+              <w:szCs w:val="15"/>
+            </w:rPr>
+            <w:fldChar w:fldCharType="end"/>
           </w:r>
         </w:p>
       </w:tc>
@@ -4808,5 +4915,23 @@
       </w:tblCellMar>
     </w:tblPr>
   </w:style>
+  <w:style w:type="paragraph" w:styleId="Heading1">
+    <w:name w:val="heading 1"/>
+    <w:basedOn w:val="Normal"/>
+    <w:pPr>
+      <w:outlineLvl w:val="0"/>
+      <w:keepNext w:val="0"/>
+      <w:keepLines w:val="0"/>
+    </w:pPr>
+  </w:style>
+  <w:style w:type="paragraph" w:styleId="Heading2">
+    <w:name w:val="heading 2"/>
+    <w:basedOn w:val="Normal"/>
+    <w:pPr>
+      <w:outlineLvl w:val="1"/>
+      <w:keepNext w:val="0"/>
+      <w:keepLines w:val="0"/>
+    </w:pPr>
+  </w:style>
 </w:styles>
 </file>